--- a/交付成果/第三轮修订版/第三轮4周版/读书会13_业与轮回_4周资料包（第三版修订）/Word版/第3周_临终结生与业之定则_主持人版.docx
+++ b/交付成果/第三轮修订版/第三轮4周版/读书会13_业与轮回_4周资料包（第三版修订）/Word版/第3周_临终结生与业之定则_主持人版.docx
@@ -14998,6 +14998,137 @@
           <w:b w:val="0"/>
         </w:rPr>
         <w:t>&lt;!--EXT_READ--&gt;</w:t>
+      </w:r>
+    </w:p>
+    <w:p>
+      <w:r>
+        <w:rPr>
+          <w:b/>
+          <w:color w:val="1F3864"/>
+          <w:sz w:val="26"/>
+        </w:rPr>
+        <w:t>🖼 课件原图（源 PDF 渲染·供投屏）</w:t>
+      </w:r>
+    </w:p>
+    <w:p>
+      <w:pPr>
+        <w:ind w:left="170"/>
+        <w:pBdr>
+          <w:left w:val="single" w:sz="18" w:space="4" w:color="1F3864"/>
+        </w:pBdr>
+        <w:shd w:val="clear" w:fill="F2F5FA"/>
+      </w:pPr>
+      <w:r>
+        <w:rPr>
+          <w:b w:val="0"/>
+        </w:rPr>
+        <w:t>下列图片为正文标注「图形页／无法逐字提取／图版」处对应的</w:t>
+      </w:r>
+      <w:r>
+        <w:rPr>
+          <w:b/>
+        </w:rPr>
+        <w:t>源课件整页渲染</w:t>
+      </w:r>
+      <w:r>
+        <w:rPr>
+          <w:b w:val="0"/>
+        </w:rPr>
+        <w:t>（自知识库媒体导出后 pymupdf 渲染，最大宽约 1200px），供投屏或板书对照；每页标注源材料与页码。共读原文文字未改。</w:t>
+      </w:r>
+    </w:p>
+    <w:p>
+      <w:r>
+        <w:rPr>
+          <w:b/>
+        </w:rPr>
+        <w:t>《第147讲-业的运作_业的作用（共修版）.pdf》</w:t>
+      </w:r>
+      <w:r>
+        <w:rPr>
+          <w:b w:val="0"/>
+        </w:rPr>
+        <w:t>（源 PDF 共渲染 10 页）：</w:t>
+      </w:r>
+    </w:p>
+    <w:p>
+      <w:r>
+        <w:rPr>
+          <w:b w:val="0"/>
+        </w:rPr>
+        <w:t>![课件原图·第147讲-业的运作_业的作用（共修版）.pdf·第1页](课件原图/课件原图_22831605_p01.png)</w:t>
+      </w:r>
+    </w:p>
+    <w:p>
+      <w:r>
+        <w:rPr>
+          <w:b w:val="0"/>
+        </w:rPr>
+        <w:t>![课件原图·第147讲-业的运作_业的作用（共修版）.pdf·第2页](课件原图/课件原图_22831605_p02.png)</w:t>
+      </w:r>
+    </w:p>
+    <w:p>
+      <w:r>
+        <w:rPr>
+          <w:b w:val="0"/>
+        </w:rPr>
+        <w:t>![课件原图·第147讲-业的运作_业的作用（共修版）.pdf·第3页](课件原图/课件原图_22831605_p03.png)</w:t>
+      </w:r>
+    </w:p>
+    <w:p>
+      <w:r>
+        <w:rPr>
+          <w:b w:val="0"/>
+        </w:rPr>
+        <w:t>![课件原图·第147讲-业的运作_业的作用（共修版）.pdf·第4页](课件原图/课件原图_22831605_p04.png)</w:t>
+      </w:r>
+    </w:p>
+    <w:p>
+      <w:r>
+        <w:rPr>
+          <w:b w:val="0"/>
+        </w:rPr>
+        <w:t>![课件原图·第147讲-业的运作_业的作用（共修版）.pdf·第5页](课件原图/课件原图_22831605_p05.png)</w:t>
+      </w:r>
+    </w:p>
+    <w:p>
+      <w:r>
+        <w:rPr>
+          <w:b w:val="0"/>
+        </w:rPr>
+        <w:t>![课件原图·第147讲-业的运作_业的作用（共修版）.pdf·第6页](课件原图/课件原图_22831605_p06.png)</w:t>
+      </w:r>
+    </w:p>
+    <w:p>
+      <w:r>
+        <w:rPr>
+          <w:b w:val="0"/>
+        </w:rPr>
+        <w:t>![课件原图·第147讲-业的运作_业的作用（共修版）.pdf·第7页](课件原图/课件原图_22831605_p07.png)</w:t>
+      </w:r>
+    </w:p>
+    <w:p>
+      <w:r>
+        <w:rPr>
+          <w:b w:val="0"/>
+        </w:rPr>
+        <w:t>![课件原图·第147讲-业的运作_业的作用（共修版）.pdf·第8页](课件原图/课件原图_22831605_p08.png)</w:t>
+      </w:r>
+    </w:p>
+    <w:p>
+      <w:r>
+        <w:rPr>
+          <w:b w:val="0"/>
+        </w:rPr>
+        <w:t>![课件原图·第147讲-业的运作_业的作用（共修版）.pdf·第9页](课件原图/课件原图_22831605_p09.png)</w:t>
+      </w:r>
+    </w:p>
+    <w:p>
+      <w:r>
+        <w:rPr>
+          <w:b w:val="0"/>
+        </w:rPr>
+        <w:t>![课件原图·第147讲-业的运作_业的作用（共修版）.pdf·第10页](课件原图/课件原图_22831605_p10.png)</w:t>
       </w:r>
     </w:p>
     <w:sectPr>

--- a/交付成果/第三轮修订版/第三轮4周版/读书会13_业与轮回_4周资料包（第三版修订）/Word版/第3周_临终结生与业之定则_主持人版.docx
+++ b/交付成果/第三轮修订版/第三轮4周版/读书会13_业与轮回_4周资料包（第三版修订）/Word版/第3周_临终结生与业之定则_主持人版.docx
@@ -15034,101 +15034,881 @@
         <w:rPr>
           <w:b w:val="0"/>
         </w:rPr>
-        <w:t>（自知识库媒体导出后 pymupdf 渲染，最大宽约 1200px），供投屏或板书对照；每页标注源材料与页码。共读原文文字未改。</w:t>
-      </w:r>
-    </w:p>
-    <w:p>
-      <w:r>
-        <w:rPr>
-          <w:b/>
-        </w:rPr>
-        <w:t>《第147讲-业的运作_业的作用（共修版）.pdf》</w:t>
-      </w:r>
-      <w:r>
-        <w:rPr>
-          <w:b w:val="0"/>
-        </w:rPr>
-        <w:t>（源 PDF 共渲染 10 页）：</w:t>
-      </w:r>
-    </w:p>
-    <w:p>
-      <w:r>
-        <w:rPr>
-          <w:b w:val="0"/>
-        </w:rPr>
-        <w:t>![课件原图·第147讲-业的运作_业的作用（共修版）.pdf·第1页](课件原图/课件原图_22831605_p01.png)</w:t>
-      </w:r>
-    </w:p>
-    <w:p>
-      <w:r>
-        <w:rPr>
-          <w:b w:val="0"/>
-        </w:rPr>
-        <w:t>![课件原图·第147讲-业的运作_业的作用（共修版）.pdf·第2页](课件原图/课件原图_22831605_p02.png)</w:t>
-      </w:r>
-    </w:p>
-    <w:p>
-      <w:r>
-        <w:rPr>
-          <w:b w:val="0"/>
-        </w:rPr>
-        <w:t>![课件原图·第147讲-业的运作_业的作用（共修版）.pdf·第3页](课件原图/课件原图_22831605_p03.png)</w:t>
-      </w:r>
-    </w:p>
-    <w:p>
-      <w:r>
-        <w:rPr>
-          <w:b w:val="0"/>
-        </w:rPr>
-        <w:t>![课件原图·第147讲-业的运作_业的作用（共修版）.pdf·第4页](课件原图/课件原图_22831605_p04.png)</w:t>
-      </w:r>
-    </w:p>
-    <w:p>
-      <w:r>
-        <w:rPr>
-          <w:b w:val="0"/>
-        </w:rPr>
-        <w:t>![课件原图·第147讲-业的运作_业的作用（共修版）.pdf·第5页](课件原图/课件原图_22831605_p05.png)</w:t>
-      </w:r>
-    </w:p>
-    <w:p>
-      <w:r>
-        <w:rPr>
-          <w:b w:val="0"/>
-        </w:rPr>
-        <w:t>![课件原图·第147讲-业的运作_业的作用（共修版）.pdf·第6页](课件原图/课件原图_22831605_p06.png)</w:t>
-      </w:r>
-    </w:p>
-    <w:p>
-      <w:r>
-        <w:rPr>
-          <w:b w:val="0"/>
-        </w:rPr>
-        <w:t>![课件原图·第147讲-业的运作_业的作用（共修版）.pdf·第7页](课件原图/课件原图_22831605_p07.png)</w:t>
-      </w:r>
-    </w:p>
-    <w:p>
-      <w:r>
-        <w:rPr>
-          <w:b w:val="0"/>
-        </w:rPr>
-        <w:t>![课件原图·第147讲-业的运作_业的作用（共修版）.pdf·第8页](课件原图/课件原图_22831605_p08.png)</w:t>
-      </w:r>
-    </w:p>
-    <w:p>
-      <w:r>
-        <w:rPr>
-          <w:b w:val="0"/>
-        </w:rPr>
-        <w:t>![课件原图·第147讲-业的运作_业的作用（共修版）.pdf·第9页](课件原图/课件原图_22831605_p09.png)</w:t>
-      </w:r>
-    </w:p>
-    <w:p>
-      <w:r>
-        <w:rPr>
-          <w:b w:val="0"/>
-        </w:rPr>
-        <w:t>![课件原图·第147讲-业的运作_业的作用（共修版）.pdf·第10页](课件原图/课件原图_22831605_p10.png)</w:t>
+        <w:t>（自知识库媒体导出后 pymupdf 渲染，最大宽约 1200px），供投屏或板书对照；每页标注源材料与页码。《共读原文》文字一字未改。</w:t>
+      </w:r>
+    </w:p>
+    <w:p>
+      <w:r>
+        <w:rPr>
+          <w:b/>
+        </w:rPr>
+        <w:t>拼版总图（整册缩略·目视定位用）</w:t>
+      </w:r>
+    </w:p>
+    <w:p>
+      <w:pPr>
+        <w:pStyle w:val="ListBullet"/>
+      </w:pPr>
+      <w:r>
+        <w:rPr>
+          <w:b w:val="0"/>
+        </w:rPr>
+        <w:t>《阿毗达摩讲要(下).pdf》：![拼版总图·《阿毗达摩讲要(下).pdf》](课件原图/拼版_1c3be451.png)</w:t>
+      </w:r>
+    </w:p>
+    <w:p>
+      <w:pPr>
+        <w:pStyle w:val="ListBullet"/>
+      </w:pPr>
+      <w:r>
+        <w:rPr>
+          <w:b w:val="0"/>
+        </w:rPr>
+        <w:t>《第18讲-摄缘-十二缘起与二十四缘-释二十四缘-无间缘与等无间缘2-古源尊者-20221211（共修版）.pdf》：![拼版总图·《第18讲-摄缘-十二缘起与二十四缘-释二十四缘-无间缘与等无间缘2-古源尊者-20221211（共修版）.pdf》](课件原图/拼版_45c72044.png)</w:t>
+      </w:r>
+    </w:p>
+    <w:p>
+      <w:pPr>
+        <w:pStyle w:val="ListBullet"/>
+      </w:pPr>
+      <w:r>
+        <w:rPr>
+          <w:b w:val="0"/>
+        </w:rPr>
+        <w:t>《古源尊者24缘释义第12讲-业缘（第二节）.pdf》：![拼版总图·《古源尊者24缘释义第12讲-业缘（第二节）.pdf》](课件原图/拼版_4c4b7d97.png)</w:t>
+      </w:r>
+    </w:p>
+    <w:p>
+      <w:pPr>
+        <w:pStyle w:val="ListBullet"/>
+      </w:pPr>
+      <w:r>
+        <w:rPr>
+          <w:b w:val="0"/>
+        </w:rPr>
+        <w:t>《第42讲-摄缘-十二缘起与二十四缘-释二十四缘-业缘4-古源尊者-20230611（共修版）.pdf》：![拼版总图·《第42讲-摄缘-十二缘起与二十四缘-释二十四缘-业缘4-古源尊者-20230611（共修版）.pdf》](课件原图/拼版_d5fc5b71.png)</w:t>
+      </w:r>
+    </w:p>
+    <w:p>
+      <w:pPr>
+        <w:pStyle w:val="ListBullet"/>
+      </w:pPr>
+      <w:r>
+        <w:rPr>
+          <w:b w:val="0"/>
+        </w:rPr>
+        <w:t>《第147讲-业的运作_业的作用（共修版）.pdf》：![拼版总图·《第147讲-业的运作_业的作用（共修版）.pdf》](课件原图/拼版_2a77e14e.png)</w:t>
+      </w:r>
+    </w:p>
+    <w:p>
+      <w:r>
+        <w:rPr>
+          <w:b/>
+        </w:rPr>
+        <w:t>图形页（目视定位所得）</w:t>
+      </w:r>
+    </w:p>
+    <w:p>
+      <w:pPr>
+        <w:pStyle w:val="ListBullet"/>
+      </w:pPr>
+      <w:r>
+        <w:rPr>
+          <w:b w:val="0"/>
+        </w:rPr>
+        <w:t>《阿毗达摩讲要(下).pdf》第15页（矢量表格／图示）：![课件原图·《阿毗达摩讲要(下).pdf》·第15页](课件原图/课件原图_1c3be451_p15.png)</w:t>
+      </w:r>
+    </w:p>
+    <w:p>
+      <w:pPr>
+        <w:pStyle w:val="ListBullet"/>
+      </w:pPr>
+      <w:r>
+        <w:rPr>
+          <w:b w:val="0"/>
+        </w:rPr>
+        <w:t>《阿毗达摩讲要(下).pdf》第25页（矢量表格／图示）：![课件原图·《阿毗达摩讲要(下).pdf》·第25页](课件原图/课件原图_1c3be451_p25.png)</w:t>
+      </w:r>
+    </w:p>
+    <w:p>
+      <w:pPr>
+        <w:pStyle w:val="ListBullet"/>
+      </w:pPr>
+      <w:r>
+        <w:rPr>
+          <w:b w:val="0"/>
+        </w:rPr>
+        <w:t>《阿毗达摩讲要(下).pdf》第36页（叙事插图·绘画图版）：![课件原图·《阿毗达摩讲要(下).pdf》·第36页](课件原图/课件原图_1c3be451_p36.png)</w:t>
+      </w:r>
+    </w:p>
+    <w:p>
+      <w:pPr>
+        <w:pStyle w:val="ListBullet"/>
+      </w:pPr>
+      <w:r>
+        <w:rPr>
+          <w:b w:val="0"/>
+        </w:rPr>
+        <w:t>《阿毗达摩讲要(下).pdf》第37页（叙事插图·绘画图版）：![课件原图·《阿毗达摩讲要(下).pdf》·第37页](课件原图/课件原图_1c3be451_p37.png)</w:t>
+      </w:r>
+    </w:p>
+    <w:p>
+      <w:pPr>
+        <w:pStyle w:val="ListBullet"/>
+      </w:pPr>
+      <w:r>
+        <w:rPr>
+          <w:b w:val="0"/>
+        </w:rPr>
+        <w:t>《阿毗达摩讲要(下).pdf》第38页（叙事插图·绘画图版）：![课件原图·《阿毗达摩讲要(下).pdf》·第38页](课件原图/课件原图_1c3be451_p38.png)</w:t>
+      </w:r>
+    </w:p>
+    <w:p>
+      <w:pPr>
+        <w:pStyle w:val="ListBullet"/>
+      </w:pPr>
+      <w:r>
+        <w:rPr>
+          <w:b w:val="0"/>
+        </w:rPr>
+        <w:t>《阿毗达摩讲要(下).pdf》第82页（矢量表格／图示）：![课件原图·《阿毗达摩讲要(下).pdf》·第82页](课件原图/课件原图_1c3be451_p82.png)</w:t>
+      </w:r>
+    </w:p>
+    <w:p>
+      <w:pPr>
+        <w:pStyle w:val="ListBullet"/>
+      </w:pPr>
+      <w:r>
+        <w:rPr>
+          <w:b w:val="0"/>
+        </w:rPr>
+        <w:t>《阿毗达摩讲要(下).pdf》第146页（矢量表格／图示）：![课件原图·《阿毗达摩讲要(下).pdf》·第146页](课件原图/课件原图_1c3be451_p146.png)</w:t>
+      </w:r>
+    </w:p>
+    <w:p>
+      <w:pPr>
+        <w:pStyle w:val="ListBullet"/>
+      </w:pPr>
+      <w:r>
+        <w:rPr>
+          <w:b w:val="0"/>
+        </w:rPr>
+        <w:t>《阿毗达摩讲要(下).pdf》第160页（矢量表格／图示）：![课件原图·《阿毗达摩讲要(下).pdf》·第160页](课件原图/课件原图_1c3be451_p160.png)</w:t>
+      </w:r>
+    </w:p>
+    <w:p>
+      <w:pPr>
+        <w:pStyle w:val="ListBullet"/>
+      </w:pPr>
+      <w:r>
+        <w:rPr>
+          <w:b w:val="0"/>
+        </w:rPr>
+        <w:t>《阿毗达摩讲要(下).pdf》第165页（矢量表格／图示）：![课件原图·《阿毗达摩讲要(下).pdf》·第165页](课件原图/课件原图_1c3be451_p165.png)</w:t>
+      </w:r>
+    </w:p>
+    <w:p>
+      <w:pPr>
+        <w:pStyle w:val="ListBullet"/>
+      </w:pPr>
+      <w:r>
+        <w:rPr>
+          <w:b w:val="0"/>
+        </w:rPr>
+        <w:t>《阿毗达摩讲要(下).pdf》第189页（矢量表格／图示）：![课件原图·《阿毗达摩讲要(下).pdf》·第189页](课件原图/课件原图_1c3be451_p189.png)</w:t>
+      </w:r>
+    </w:p>
+    <w:p>
+      <w:pPr>
+        <w:pStyle w:val="ListBullet"/>
+      </w:pPr>
+      <w:r>
+        <w:rPr>
+          <w:b w:val="0"/>
+        </w:rPr>
+        <w:t>《阿毗达摩讲要(下).pdf》第206页（矢量表格／图示）：![课件原图·《阿毗达摩讲要(下).pdf》·第206页](课件原图/课件原图_1c3be451_p206.png)</w:t>
+      </w:r>
+    </w:p>
+    <w:p>
+      <w:pPr>
+        <w:pStyle w:val="ListBullet"/>
+      </w:pPr>
+      <w:r>
+        <w:rPr>
+          <w:b w:val="0"/>
+        </w:rPr>
+        <w:t>《阿毗达摩讲要(下).pdf》第214页（矢量表格／图示）：![课件原图·《阿毗达摩讲要(下).pdf》·第214页](课件原图/课件原图_1c3be451_p214.png)</w:t>
+      </w:r>
+    </w:p>
+    <w:p>
+      <w:pPr>
+        <w:pStyle w:val="ListBullet"/>
+      </w:pPr>
+      <w:r>
+        <w:rPr>
+          <w:b w:val="0"/>
+        </w:rPr>
+        <w:t>《阿毗达摩讲要(下).pdf》第221页（矢量表格／图示）：![课件原图·《阿毗达摩讲要(下).pdf》·第221页](课件原图/课件原图_1c3be451_p221.png)</w:t>
+      </w:r>
+    </w:p>
+    <w:p>
+      <w:pPr>
+        <w:pStyle w:val="ListBullet"/>
+      </w:pPr>
+      <w:r>
+        <w:rPr>
+          <w:b w:val="0"/>
+        </w:rPr>
+        <w:t>《阿毗达摩讲要(下).pdf》第223页（矢量表格／图示）：![课件原图·《阿毗达摩讲要(下).pdf》·第223页](课件原图/课件原图_1c3be451_p223.png)</w:t>
+      </w:r>
+    </w:p>
+    <w:p>
+      <w:pPr>
+        <w:pStyle w:val="ListBullet"/>
+      </w:pPr>
+      <w:r>
+        <w:rPr>
+          <w:b w:val="0"/>
+        </w:rPr>
+        <w:t>《阿毗达摩讲要(下).pdf》第225页（矢量表格／图示）：![课件原图·《阿毗达摩讲要(下).pdf》·第225页](课件原图/课件原图_1c3be451_p225.png)</w:t>
+      </w:r>
+    </w:p>
+    <w:p>
+      <w:pPr>
+        <w:pStyle w:val="ListBullet"/>
+      </w:pPr>
+      <w:r>
+        <w:rPr>
+          <w:b w:val="0"/>
+        </w:rPr>
+        <w:t>《阿毗达摩讲要(下).pdf》第231页（矢量表格／图示）：![课件原图·《阿毗达摩讲要(下).pdf》·第231页](课件原图/课件原图_1c3be451_p231.png)</w:t>
+      </w:r>
+    </w:p>
+    <w:p>
+      <w:pPr>
+        <w:pStyle w:val="ListBullet"/>
+      </w:pPr>
+      <w:r>
+        <w:rPr>
+          <w:b w:val="0"/>
+        </w:rPr>
+        <w:t>《阿毗达摩讲要(下).pdf》第233页（矢量表格／图示）：![课件原图·《阿毗达摩讲要(下).pdf》·第233页](课件原图/课件原图_1c3be451_p233.png)</w:t>
+      </w:r>
+    </w:p>
+    <w:p>
+      <w:pPr>
+        <w:pStyle w:val="ListBullet"/>
+      </w:pPr>
+      <w:r>
+        <w:rPr>
+          <w:b w:val="0"/>
+        </w:rPr>
+        <w:t>《阿毗达摩讲要(下).pdf》第235页（矢量表格／图示）：![课件原图·《阿毗达摩讲要(下).pdf》·第235页](课件原图/课件原图_1c3be451_p235.png)</w:t>
+      </w:r>
+    </w:p>
+    <w:p>
+      <w:pPr>
+        <w:pStyle w:val="ListBullet"/>
+      </w:pPr>
+      <w:r>
+        <w:rPr>
+          <w:b w:val="0"/>
+        </w:rPr>
+        <w:t>《阿毗达摩讲要(下).pdf》第237页（矢量表格／图示）：![课件原图·《阿毗达摩讲要(下).pdf》·第237页](课件原图/课件原图_1c3be451_p237.png)</w:t>
+      </w:r>
+    </w:p>
+    <w:p>
+      <w:pPr>
+        <w:pStyle w:val="ListBullet"/>
+      </w:pPr>
+      <w:r>
+        <w:rPr>
+          <w:b w:val="0"/>
+        </w:rPr>
+        <w:t>《阿毗达摩讲要(下).pdf》第244页（矢量表格／图示）：![课件原图·《阿毗达摩讲要(下).pdf》·第244页](课件原图/课件原图_1c3be451_p244.png)</w:t>
+      </w:r>
+    </w:p>
+    <w:p>
+      <w:pPr>
+        <w:pStyle w:val="ListBullet"/>
+      </w:pPr>
+      <w:r>
+        <w:rPr>
+          <w:b w:val="0"/>
+        </w:rPr>
+        <w:t>《阿毗达摩讲要(下).pdf》第247页（矢量表格／图示）：![课件原图·《阿毗达摩讲要(下).pdf》·第247页](课件原图/课件原图_1c3be451_p247.png)</w:t>
+      </w:r>
+    </w:p>
+    <w:p>
+      <w:pPr>
+        <w:pStyle w:val="ListBullet"/>
+      </w:pPr>
+      <w:r>
+        <w:rPr>
+          <w:b w:val="0"/>
+        </w:rPr>
+        <w:t>《阿毗达摩讲要(下).pdf》第263页（十二缘起关系表·图表19）：![课件原图·《阿毗达摩讲要(下).pdf》·第263页](课件原图/课件原图_1c3be451_p263.png)</w:t>
+      </w:r>
+    </w:p>
+    <w:p>
+      <w:pPr>
+        <w:pStyle w:val="ListBullet"/>
+      </w:pPr>
+      <w:r>
+        <w:rPr>
+          <w:b w:val="0"/>
+        </w:rPr>
+        <w:t>《阿毗达摩讲要(下).pdf》第292页（矢量表格／图示）：![课件原图·《阿毗达摩讲要(下).pdf》·第292页](课件原图/课件原图_1c3be451_p292.png)</w:t>
+      </w:r>
+    </w:p>
+    <w:p>
+      <w:pPr>
+        <w:pStyle w:val="ListBullet"/>
+      </w:pPr>
+      <w:r>
+        <w:rPr>
+          <w:b w:val="0"/>
+        </w:rPr>
+        <w:t>《阿毗达摩讲要(下).pdf》第309页（矢量表格／图示）：![课件原图·《阿毗达摩讲要(下).pdf》·第309页](课件原图/课件原图_1c3be451_p309.png)</w:t>
+      </w:r>
+    </w:p>
+    <w:p>
+      <w:pPr>
+        <w:pStyle w:val="ListBullet"/>
+      </w:pPr>
+      <w:r>
+        <w:rPr>
+          <w:b w:val="0"/>
+        </w:rPr>
+        <w:t>《阿毗达摩讲要(下).pdf》第316页（矢量表格／图示）：![课件原图·《阿毗达摩讲要(下).pdf》·第316页](课件原图/课件原图_1c3be451_p316.png)</w:t>
+      </w:r>
+    </w:p>
+    <w:p>
+      <w:pPr>
+        <w:pStyle w:val="ListBullet"/>
+      </w:pPr>
+      <w:r>
+        <w:rPr>
+          <w:b w:val="0"/>
+        </w:rPr>
+        <w:t>《阿毗达摩讲要(下).pdf》第326页（矢量表格／图示）：![课件原图·《阿毗达摩讲要(下).pdf》·第326页](课件原图/课件原图_1c3be451_p326.png)</w:t>
+      </w:r>
+    </w:p>
+    <w:p>
+      <w:pPr>
+        <w:pStyle w:val="ListBullet"/>
+      </w:pPr>
+      <w:r>
+        <w:rPr>
+          <w:b w:val="0"/>
+        </w:rPr>
+        <w:t>《第18讲-摄缘-十二缘起与二十四缘-释二十四缘-无间缘与等无间缘2-古源尊者-20221211（共修版）.pdf》第1页（幻灯片截图·文字不可逐字提取）：![课件原图·《第18讲-摄缘-十二缘起与二十四缘-释二十四缘-无间缘与等无间缘2-古源尊者-20221211（共修版）.pdf》·第1页](课件原图/课件原图_45c72044_p01.png)</w:t>
+      </w:r>
+    </w:p>
+    <w:p>
+      <w:pPr>
+        <w:pStyle w:val="ListBullet"/>
+      </w:pPr>
+      <w:r>
+        <w:rPr>
+          <w:b w:val="0"/>
+        </w:rPr>
+        <w:t>《第18讲-摄缘-十二缘起与二十四缘-释二十四缘-无间缘与等无间缘2-古源尊者-20221211（共修版）.pdf》第2页（幻灯片截图·文字不可逐字提取）：![课件原图·《第18讲-摄缘-十二缘起与二十四缘-释二十四缘-无间缘与等无间缘2-古源尊者-20221211（共修版）.pdf》·第2页](课件原图/课件原图_45c72044_p02.png)</w:t>
+      </w:r>
+    </w:p>
+    <w:p>
+      <w:pPr>
+        <w:pStyle w:val="ListBullet"/>
+      </w:pPr>
+      <w:r>
+        <w:rPr>
+          <w:b w:val="0"/>
+        </w:rPr>
+        <w:t>《第18讲-摄缘-十二缘起与二十四缘-释二十四缘-无间缘与等无间缘2-古源尊者-20221211（共修版）.pdf》第4页（幻灯片截图·文字不可逐字提取）：![课件原图·《第18讲-摄缘-十二缘起与二十四缘-释二十四缘-无间缘与等无间缘2-古源尊者-20221211（共修版）.pdf》·第4页](课件原图/课件原图_45c72044_p04.png)</w:t>
+      </w:r>
+    </w:p>
+    <w:p>
+      <w:pPr>
+        <w:pStyle w:val="ListBullet"/>
+      </w:pPr>
+      <w:r>
+        <w:rPr>
+          <w:b w:val="0"/>
+        </w:rPr>
+        <w:t>《第18讲-摄缘-十二缘起与二十四缘-释二十四缘-无间缘与等无间缘2-古源尊者-20221211（共修版）.pdf》第5页（幻灯片截图·文字不可逐字提取）：![课件原图·《第18讲-摄缘-十二缘起与二十四缘-释二十四缘-无间缘与等无间缘2-古源尊者-20221211（共修版）.pdf》·第5页](课件原图/课件原图_45c72044_p05.png)</w:t>
+      </w:r>
+    </w:p>
+    <w:p>
+      <w:pPr>
+        <w:pStyle w:val="ListBullet"/>
+      </w:pPr>
+      <w:r>
+        <w:rPr>
+          <w:b w:val="0"/>
+        </w:rPr>
+        <w:t>《第18讲-摄缘-十二缘起与二十四缘-释二十四缘-无间缘与等无间缘2-古源尊者-20221211（共修版）.pdf》第6页（幻灯片截图·文字不可逐字提取）：![课件原图·《第18讲-摄缘-十二缘起与二十四缘-释二十四缘-无间缘与等无间缘2-古源尊者-20221211（共修版）.pdf》·第6页](课件原图/课件原图_45c72044_p06.png)</w:t>
+      </w:r>
+    </w:p>
+    <w:p>
+      <w:pPr>
+        <w:pStyle w:val="ListBullet"/>
+      </w:pPr>
+      <w:r>
+        <w:rPr>
+          <w:b w:val="0"/>
+        </w:rPr>
+        <w:t>《第18讲-摄缘-十二缘起与二十四缘-释二十四缘-无间缘与等无间缘2-古源尊者-20221211（共修版）.pdf》第7页（幻灯片截图·文字不可逐字提取）：![课件原图·《第18讲-摄缘-十二缘起与二十四缘-释二十四缘-无间缘与等无间缘2-古源尊者-20221211（共修版）.pdf》·第7页](课件原图/课件原图_45c72044_p07.png)</w:t>
+      </w:r>
+    </w:p>
+    <w:p>
+      <w:pPr>
+        <w:pStyle w:val="ListBullet"/>
+      </w:pPr>
+      <w:r>
+        <w:rPr>
+          <w:b w:val="0"/>
+        </w:rPr>
+        <w:t>《第18讲-摄缘-十二缘起与二十四缘-释二十四缘-无间缘与等无间缘2-古源尊者-20221211（共修版）.pdf》第9页（轮回案例幻灯片·图片型）：![课件原图·《第18讲-摄缘-十二缘起与二十四缘-释二十四缘-无间缘与等无间缘2-古源尊者-20221211（共修版）.pdf》·第9页](课件原图/课件原图_45c72044_p09.png)</w:t>
+      </w:r>
+    </w:p>
+    <w:p>
+      <w:pPr>
+        <w:pStyle w:val="ListBullet"/>
+      </w:pPr>
+      <w:r>
+        <w:rPr>
+          <w:b w:val="0"/>
+        </w:rPr>
+        <w:t>《第18讲-摄缘-十二缘起与二十四缘-释二十四缘-无间缘与等无间缘2-古源尊者-20221211（共修版）.pdf》第12页（幻灯片截图·文字不可逐字提取）：![课件原图·《第18讲-摄缘-十二缘起与二十四缘-释二十四缘-无间缘与等无间缘2-古源尊者-20221211（共修版）.pdf》·第12页](课件原图/课件原图_45c72044_p12.png)</w:t>
+      </w:r>
+    </w:p>
+    <w:p>
+      <w:pPr>
+        <w:pStyle w:val="ListBullet"/>
+      </w:pPr>
+      <w:r>
+        <w:rPr>
+          <w:b w:val="0"/>
+        </w:rPr>
+        <w:t>《第18讲-摄缘-十二缘起与二十四缘-释二十四缘-无间缘与等无间缘2-古源尊者-20221211（共修版）.pdf》第13页（幻灯片截图·文字不可逐字提取）：![课件原图·《第18讲-摄缘-十二缘起与二十四缘-释二十四缘-无间缘与等无间缘2-古源尊者-20221211（共修版）.pdf》·第13页](课件原图/课件原图_45c72044_p13.png)</w:t>
+      </w:r>
+    </w:p>
+    <w:p>
+      <w:pPr>
+        <w:pStyle w:val="ListBullet"/>
+      </w:pPr>
+      <w:r>
+        <w:rPr>
+          <w:b w:val="0"/>
+        </w:rPr>
+        <w:t>《第18讲-摄缘-十二缘起与二十四缘-释二十四缘-无间缘与等无间缘2-古源尊者-20221211（共修版）.pdf》第14页（幻灯片截图·文字不可逐字提取）：![课件原图·《第18讲-摄缘-十二缘起与二十四缘-释二十四缘-无间缘与等无间缘2-古源尊者-20221211（共修版）.pdf》·第14页](课件原图/课件原图_45c72044_p14.png)</w:t>
+      </w:r>
+    </w:p>
+    <w:p>
+      <w:pPr>
+        <w:pStyle w:val="ListBullet"/>
+      </w:pPr>
+      <w:r>
+        <w:rPr>
+          <w:b w:val="0"/>
+        </w:rPr>
+        <w:t>《第18讲-摄缘-十二缘起与二十四缘-释二十四缘-无间缘与等无间缘2-古源尊者-20221211（共修版）.pdf》第15页（幻灯片截图·文字不可逐字提取）：![课件原图·《第18讲-摄缘-十二缘起与二十四缘-释二十四缘-无间缘与等无间缘2-古源尊者-20221211（共修版）.pdf》·第15页](课件原图/课件原图_45c72044_p15.png)</w:t>
+      </w:r>
+    </w:p>
+    <w:p>
+      <w:pPr>
+        <w:pStyle w:val="ListBullet"/>
+      </w:pPr>
+      <w:r>
+        <w:rPr>
+          <w:b w:val="0"/>
+        </w:rPr>
+        <w:t>《第18讲-摄缘-十二缘起与二十四缘-释二十四缘-无间缘与等无间缘2-古源尊者-20221211（共修版）.pdf》第17页（幻灯片截图·文字不可逐字提取）：![课件原图·《第18讲-摄缘-十二缘起与二十四缘-释二十四缘-无间缘与等无间缘2-古源尊者-20221211（共修版）.pdf》·第17页](课件原图/课件原图_45c72044_p17.png)</w:t>
+      </w:r>
+    </w:p>
+    <w:p>
+      <w:pPr>
+        <w:pStyle w:val="ListBullet"/>
+      </w:pPr>
+      <w:r>
+        <w:rPr>
+          <w:b w:val="0"/>
+        </w:rPr>
+        <w:t>《第18讲-摄缘-十二缘起与二十四缘-释二十四缘-无间缘与等无间缘2-古源尊者-20221211（共修版）.pdf》第18页（幻灯片截图·文字不可逐字提取）：![课件原图·《第18讲-摄缘-十二缘起与二十四缘-释二十四缘-无间缘与等无间缘2-古源尊者-20221211（共修版）.pdf》·第18页](课件原图/课件原图_45c72044_p18.png)</w:t>
+      </w:r>
+    </w:p>
+    <w:p>
+      <w:pPr>
+        <w:pStyle w:val="ListBullet"/>
+      </w:pPr>
+      <w:r>
+        <w:rPr>
+          <w:b w:val="0"/>
+        </w:rPr>
+        <w:t>《第18讲-摄缘-十二缘起与二十四缘-释二十四缘-无间缘与等无间缘2-古源尊者-20221211（共修版）.pdf》第19页（幻灯片截图·文字不可逐字提取）：![课件原图·《第18讲-摄缘-十二缘起与二十四缘-释二十四缘-无间缘与等无间缘2-古源尊者-20221211（共修版）.pdf》·第19页](课件原图/课件原图_45c72044_p19.png)</w:t>
+      </w:r>
+    </w:p>
+    <w:p>
+      <w:pPr>
+        <w:pStyle w:val="ListBullet"/>
+      </w:pPr>
+      <w:r>
+        <w:rPr>
+          <w:b w:val="0"/>
+        </w:rPr>
+        <w:t>《第18讲-摄缘-十二缘起与二十四缘-释二十四缘-无间缘与等无间缘2-古源尊者-20221211（共修版）.pdf》第20页（幻灯片截图·文字不可逐字提取）：![课件原图·《第18讲-摄缘-十二缘起与二十四缘-释二十四缘-无间缘与等无间缘2-古源尊者-20221211（共修版）.pdf》·第20页](课件原图/课件原图_45c72044_p20.png)</w:t>
+      </w:r>
+    </w:p>
+    <w:p>
+      <w:pPr>
+        <w:pStyle w:val="ListBullet"/>
+      </w:pPr>
+      <w:r>
+        <w:rPr>
+          <w:b w:val="0"/>
+        </w:rPr>
+        <w:t>《第18讲-摄缘-十二缘起与二十四缘-释二十四缘-无间缘与等无间缘2-古源尊者-20221211（共修版）.pdf》第21页（幻灯片截图·文字不可逐字提取）：![课件原图·《第18讲-摄缘-十二缘起与二十四缘-释二十四缘-无间缘与等无间缘2-古源尊者-20221211（共修版）.pdf》·第21页](课件原图/课件原图_45c72044_p21.png)</w:t>
+      </w:r>
+    </w:p>
+    <w:p>
+      <w:pPr>
+        <w:pStyle w:val="ListBullet"/>
+      </w:pPr>
+      <w:r>
+        <w:rPr>
+          <w:b w:val="0"/>
+        </w:rPr>
+        <w:t>《第18讲-摄缘-十二缘起与二十四缘-释二十四缘-无间缘与等无间缘2-古源尊者-20221211（共修版）.pdf》第22页（幻灯片截图·文字不可逐字提取）：![课件原图·《第18讲-摄缘-十二缘起与二十四缘-释二十四缘-无间缘与等无间缘2-古源尊者-20221211（共修版）.pdf》·第22页](课件原图/课件原图_45c72044_p22.png)</w:t>
+      </w:r>
+    </w:p>
+    <w:p>
+      <w:pPr>
+        <w:pStyle w:val="ListBullet"/>
+      </w:pPr>
+      <w:r>
+        <w:rPr>
+          <w:b w:val="0"/>
+        </w:rPr>
+        <w:t>《第18讲-摄缘-十二缘起与二十四缘-释二十四缘-无间缘与等无间缘2-古源尊者-20221211（共修版）.pdf》第23页（幻灯片截图·文字不可逐字提取）：![课件原图·《第18讲-摄缘-十二缘起与二十四缘-释二十四缘-无间缘与等无间缘2-古源尊者-20221211（共修版）.pdf》·第23页](课件原图/课件原图_45c72044_p23.png)</w:t>
+      </w:r>
+    </w:p>
+    <w:p>
+      <w:pPr>
+        <w:pStyle w:val="ListBullet"/>
+      </w:pPr>
+      <w:r>
+        <w:rPr>
+          <w:b w:val="0"/>
+        </w:rPr>
+        <w:t>《第18讲-摄缘-十二缘起与二十四缘-释二十四缘-无间缘与等无间缘2-古源尊者-20221211（共修版）.pdf》第25页（幻灯片截图·文字不可逐字提取）：![课件原图·《第18讲-摄缘-十二缘起与二十四缘-释二十四缘-无间缘与等无间缘2-古源尊者-20221211（共修版）.pdf》·第25页](课件原图/课件原图_45c72044_p25.png)</w:t>
+      </w:r>
+    </w:p>
+    <w:p>
+      <w:pPr>
+        <w:pStyle w:val="ListBullet"/>
+      </w:pPr>
+      <w:r>
+        <w:rPr>
+          <w:b w:val="0"/>
+        </w:rPr>
+        <w:t>《第18讲-摄缘-十二缘起与二十四缘-释二十四缘-无间缘与等无间缘2-古源尊者-20221211（共修版）.pdf》第27页（幻灯片截图·文字不可逐字提取）：![课件原图·《第18讲-摄缘-十二缘起与二十四缘-释二十四缘-无间缘与等无间缘2-古源尊者-20221211（共修版）.pdf》·第27页](课件原图/课件原图_45c72044_p27.png)</w:t>
+      </w:r>
+    </w:p>
+    <w:p>
+      <w:pPr>
+        <w:pStyle w:val="ListBullet"/>
+      </w:pPr>
+      <w:r>
+        <w:rPr>
+          <w:b w:val="0"/>
+        </w:rPr>
+        <w:t>《第18讲-摄缘-十二缘起与二十四缘-释二十四缘-无间缘与等无间缘2-古源尊者-20221211（共修版）.pdf》第28页（幻灯片截图·文字不可逐字提取）：![课件原图·《第18讲-摄缘-十二缘起与二十四缘-释二十四缘-无间缘与等无间缘2-古源尊者-20221211（共修版）.pdf》·第28页](课件原图/课件原图_45c72044_p28.png)</w:t>
+      </w:r>
+    </w:p>
+    <w:p>
+      <w:pPr>
+        <w:pStyle w:val="ListBullet"/>
+      </w:pPr>
+      <w:r>
+        <w:rPr>
+          <w:b w:val="0"/>
+        </w:rPr>
+        <w:t>《第18讲-摄缘-十二缘起与二十四缘-释二十四缘-无间缘与等无间缘2-古源尊者-20221211（共修版）.pdf》第30页（幻灯片截图·文字不可逐字提取）：![课件原图·《第18讲-摄缘-十二缘起与二十四缘-释二十四缘-无间缘与等无间缘2-古源尊者-20221211（共修版）.pdf》·第30页](课件原图/课件原图_45c72044_p30.png)</w:t>
+      </w:r>
+    </w:p>
+    <w:p>
+      <w:pPr>
+        <w:pStyle w:val="ListBullet"/>
+      </w:pPr>
+      <w:r>
+        <w:rPr>
+          <w:b w:val="0"/>
+        </w:rPr>
+        <w:t>《古源尊者24缘释义第12讲-业缘（第二节）.pdf》第13页（色界善业与色界结生表·矢量表格）：![课件原图·《古源尊者24缘释义第12讲-业缘（第二节）.pdf》·第13页](课件原图/课件原图_4c4b7d97_p13.png)</w:t>
+      </w:r>
+    </w:p>
+    <w:p>
+      <w:pPr>
+        <w:pStyle w:val="ListBullet"/>
+      </w:pPr>
+      <w:r>
+        <w:rPr>
+          <w:b w:val="0"/>
+        </w:rPr>
+        <w:t>《第42讲-摄缘-十二缘起与二十四缘-释二十四缘-业缘4-古源尊者-20230611（共修版）.pdf》第1页（幻灯片截图·文字不可逐字提取）：![课件原图·《第42讲-摄缘-十二缘起与二十四缘-释二十四缘-业缘4-古源尊者-20230611（共修版）.pdf》·第1页](课件原图/课件原图_d5fc5b71_p01.png)</w:t>
+      </w:r>
+    </w:p>
+    <w:p>
+      <w:pPr>
+        <w:pStyle w:val="ListBullet"/>
+      </w:pPr>
+      <w:r>
+        <w:rPr>
+          <w:b w:val="0"/>
+        </w:rPr>
+        <w:t>《第42讲-摄缘-十二缘起与二十四缘-释二十四缘-业缘4-古源尊者-20230611（共修版）.pdf》第2页（幻灯片截图·文字不可逐字提取）：![课件原图·《第42讲-摄缘-十二缘起与二十四缘-释二十四缘-业缘4-古源尊者-20230611（共修版）.pdf》·第2页](课件原图/课件原图_d5fc5b71_p02.png)</w:t>
+      </w:r>
+    </w:p>
+    <w:p>
+      <w:pPr>
+        <w:pStyle w:val="ListBullet"/>
+      </w:pPr>
+      <w:r>
+        <w:rPr>
+          <w:b w:val="0"/>
+        </w:rPr>
+        <w:t>《第42讲-摄缘-十二缘起与二十四缘-释二十四缘-业缘4-古源尊者-20230611（共修版）.pdf》第4页（业之分类幻灯片·含案例插图）：![课件原图·《第42讲-摄缘-十二缘起与二十四缘-释二十四缘-业缘4-古源尊者-20230611（共修版）.pdf》·第4页](课件原图/课件原图_d5fc5b71_p04.png)</w:t>
+      </w:r>
+    </w:p>
+    <w:p>
+      <w:pPr>
+        <w:pStyle w:val="ListBullet"/>
+      </w:pPr>
+      <w:r>
+        <w:rPr>
+          <w:b w:val="0"/>
+        </w:rPr>
+        <w:t>《第42讲-摄缘-十二缘起与二十四缘-释二十四缘-业缘4-古源尊者-20230611（共修版）.pdf》第6页（幻灯片截图·文字不可逐字提取）：![课件原图·《第42讲-摄缘-十二缘起与二十四缘-释二十四缘-业缘4-古源尊者-20230611（共修版）.pdf》·第6页](课件原图/课件原图_d5fc5b71_p06.png)</w:t>
+      </w:r>
+    </w:p>
+    <w:p>
+      <w:pPr>
+        <w:pStyle w:val="ListBullet"/>
+      </w:pPr>
+      <w:r>
+        <w:rPr>
+          <w:b w:val="0"/>
+        </w:rPr>
+        <w:t>《第42讲-摄缘-十二缘起与二十四缘-释二十四缘-业缘4-古源尊者-20230611（共修版）.pdf》第9页（幻灯片截图·文字不可逐字提取）：![课件原图·《第42讲-摄缘-十二缘起与二十四缘-释二十四缘-业缘4-古源尊者-20230611（共修版）.pdf》·第9页](课件原图/课件原图_d5fc5b71_p09.png)</w:t>
+      </w:r>
+    </w:p>
+    <w:p>
+      <w:pPr>
+        <w:pStyle w:val="ListBullet"/>
+      </w:pPr>
+      <w:r>
+        <w:rPr>
+          <w:b w:val="0"/>
+        </w:rPr>
+        <w:t>《第42讲-摄缘-十二缘起与二十四缘-释二十四缘-业缘4-古源尊者-20230611（共修版）.pdf》第10页（幻灯片截图·文字不可逐字提取）：![课件原图·《第42讲-摄缘-十二缘起与二十四缘-释二十四缘-业缘4-古源尊者-20230611（共修版）.pdf》·第10页](课件原图/课件原图_d5fc5b71_p10.png)</w:t>
+      </w:r>
+    </w:p>
+    <w:p>
+      <w:pPr>
+        <w:pStyle w:val="ListBullet"/>
+      </w:pPr>
+      <w:r>
+        <w:rPr>
+          <w:b w:val="0"/>
+        </w:rPr>
+        <w:t>《第42讲-摄缘-十二缘起与二十四缘-释二十四缘-业缘4-古源尊者-20230611（共修版）.pdf》第12页（幻灯片截图·文字不可逐字提取）：![课件原图·《第42讲-摄缘-十二缘起与二十四缘-释二十四缘-业缘4-古源尊者-20230611（共修版）.pdf》·第12页](课件原图/课件原图_d5fc5b71_p12.png)</w:t>
+      </w:r>
+    </w:p>
+    <w:p>
+      <w:pPr>
+        <w:pStyle w:val="ListBullet"/>
+      </w:pPr>
+      <w:r>
+        <w:rPr>
+          <w:b w:val="0"/>
+        </w:rPr>
+        <w:t>《第42讲-摄缘-十二缘起与二十四缘-释二十四缘-业缘4-古源尊者-20230611（共修版）.pdf》第13页（幻灯片截图·文字不可逐字提取）：![课件原图·《第42讲-摄缘-十二缘起与二十四缘-释二十四缘-业缘4-古源尊者-20230611（共修版）.pdf》·第13页](课件原图/课件原图_d5fc5b71_p13.png)</w:t>
+      </w:r>
+    </w:p>
+    <w:p>
+      <w:pPr>
+        <w:pStyle w:val="ListBullet"/>
+      </w:pPr>
+      <w:r>
+        <w:rPr>
+          <w:b w:val="0"/>
+        </w:rPr>
+        <w:t>《第42讲-摄缘-十二缘起与二十四缘-释二十四缘-业缘4-古源尊者-20230611（共修版）.pdf》第15页（幻灯片截图·文字不可逐字提取）：![课件原图·《第42讲-摄缘-十二缘起与二十四缘-释二十四缘-业缘4-古源尊者-20230611（共修版）.pdf》·第15页](课件原图/课件原图_d5fc5b71_p15.png)</w:t>
+      </w:r>
+    </w:p>
+    <w:p>
+      <w:pPr>
+        <w:pStyle w:val="ListBullet"/>
+      </w:pPr>
+      <w:r>
+        <w:rPr>
+          <w:b w:val="0"/>
+        </w:rPr>
+        <w:t>《第42讲-摄缘-十二缘起与二十四缘-释二十四缘-业缘4-古源尊者-20230611（共修版）.pdf》第17页（幻灯片截图·文字不可逐字提取）：![课件原图·《第42讲-摄缘-十二缘起与二十四缘-释二十四缘-业缘4-古源尊者-20230611（共修版）.pdf》·第17页](课件原图/课件原图_d5fc5b71_p17.png)</w:t>
+      </w:r>
+    </w:p>
+    <w:p>
+      <w:pPr>
+        <w:pStyle w:val="ListBullet"/>
+      </w:pPr>
+      <w:r>
+        <w:rPr>
+          <w:b w:val="0"/>
+        </w:rPr>
+        <w:t>《第42讲-摄缘-十二缘起与二十四缘-释二十四缘-业缘4-古源尊者-20230611（共修版）.pdf》第18页（幻灯片截图·文字不可逐字提取）：![课件原图·《第42讲-摄缘-十二缘起与二十四缘-释二十四缘-业缘4-古源尊者-20230611（共修版）.pdf》·第18页](课件原图/课件原图_d5fc5b71_p18.png)</w:t>
+      </w:r>
+    </w:p>
+    <w:p>
+      <w:pPr>
+        <w:pStyle w:val="ListBullet"/>
+      </w:pPr>
+      <w:r>
+        <w:rPr>
+          <w:b w:val="0"/>
+        </w:rPr>
+        <w:t>《第42讲-摄缘-十二缘起与二十四缘-释二十四缘-业缘4-古源尊者-20230611（共修版）.pdf》第20页（幻灯片截图·文字不可逐字提取）：![课件原图·《第42讲-摄缘-十二缘起与二十四缘-释二十四缘-业缘4-古源尊者-20230611（共修版）.pdf》·第20页](课件原图/课件原图_d5fc5b71_p20.png)</w:t>
+      </w:r>
+    </w:p>
+    <w:p>
+      <w:pPr>
+        <w:pStyle w:val="ListBullet"/>
+      </w:pPr>
+      <w:r>
+        <w:rPr>
+          <w:b w:val="0"/>
+        </w:rPr>
+        <w:t>《第42讲-摄缘-十二缘起与二十四缘-释二十四缘-业缘4-古源尊者-20230611（共修版）.pdf》第21页（幻灯片截图·文字不可逐字提取）：![课件原图·《第42讲-摄缘-十二缘起与二十四缘-释二十四缘-业缘4-古源尊者-20230611（共修版）.pdf》·第21页](课件原图/课件原图_d5fc5b71_p21.png)</w:t>
+      </w:r>
+    </w:p>
+    <w:p>
+      <w:pPr>
+        <w:pStyle w:val="ListBullet"/>
+      </w:pPr>
+      <w:r>
+        <w:rPr>
+          <w:b w:val="0"/>
+        </w:rPr>
+        <w:t>《第42讲-摄缘-十二缘起与二十四缘-释二十四缘-业缘4-古源尊者-20230611（共修版）.pdf》第22页（幻灯片截图·文字不可逐字提取）：![课件原图·《第42讲-摄缘-十二缘起与二十四缘-释二十四缘-业缘4-古源尊者-20230611（共修版）.pdf》·第22页](课件原图/课件原图_d5fc5b71_p22.png)</w:t>
+      </w:r>
+    </w:p>
+    <w:p>
+      <w:pPr>
+        <w:pStyle w:val="ListBullet"/>
+      </w:pPr>
+      <w:r>
+        <w:rPr>
+          <w:b w:val="0"/>
+        </w:rPr>
+        <w:t>《第42讲-摄缘-十二缘起与二十四缘-释二十四缘-业缘4-古源尊者-20230611（共修版）.pdf》第23页（幻灯片截图·文字不可逐字提取）：![课件原图·《第42讲-摄缘-十二缘起与二十四缘-释二十四缘-业缘4-古源尊者-20230611（共修版）.pdf》·第23页](课件原图/课件原图_d5fc5b71_p23.png)</w:t>
+      </w:r>
+    </w:p>
+    <w:p>
+      <w:pPr>
+        <w:pStyle w:val="ListBullet"/>
+      </w:pPr>
+      <w:r>
+        <w:rPr>
+          <w:b w:val="0"/>
+        </w:rPr>
+        <w:t>《第42讲-摄缘-十二缘起与二十四缘-释二十四缘-业缘4-古源尊者-20230611（共修版）.pdf》第26页（幻灯片截图·文字不可逐字提取）：![课件原图·《第42讲-摄缘-十二缘起与二十四缘-释二十四缘-业缘4-古源尊者-20230611（共修版）.pdf》·第26页](课件原图/课件原图_d5fc5b71_p26.png)</w:t>
+      </w:r>
+    </w:p>
+    <w:p>
+      <w:pPr>
+        <w:pStyle w:val="ListBullet"/>
+      </w:pPr>
+      <w:r>
+        <w:rPr>
+          <w:b w:val="0"/>
+        </w:rPr>
+        <w:t>《第42讲-摄缘-十二缘起与二十四缘-释二十四缘-业缘4-古源尊者-20230611（共修版）.pdf》第27页（幻灯片截图·文字不可逐字提取）：![课件原图·《第42讲-摄缘-十二缘起与二十四缘-释二十四缘-业缘4-古源尊者-20230611（共修版）.pdf》·第27页](课件原图/课件原图_d5fc5b71_p27.png)</w:t>
+      </w:r>
+    </w:p>
+    <w:p>
+      <w:pPr>
+        <w:pStyle w:val="ListBullet"/>
+      </w:pPr>
+      <w:r>
+        <w:rPr>
+          <w:b w:val="0"/>
+        </w:rPr>
+        <w:t>《第42讲-摄缘-十二缘起与二十四缘-释二十四缘-业缘4-古源尊者-20230611（共修版）.pdf》第29页（幻灯片截图·文字不可逐字提取）：![课件原图·《第42讲-摄缘-十二缘起与二十四缘-释二十四缘-业缘4-古源尊者-20230611（共修版）.pdf》·第29页](课件原图/课件原图_d5fc5b71_p29.png)</w:t>
+      </w:r>
+    </w:p>
+    <w:p>
+      <w:pPr>
+        <w:pStyle w:val="ListBullet"/>
+      </w:pPr>
+      <w:r>
+        <w:rPr>
+          <w:b w:val="0"/>
+        </w:rPr>
+        <w:t>《第42讲-摄缘-十二缘起与二十四缘-释二十四缘-业缘4-古源尊者-20230611（共修版）.pdf》第30页（幻灯片截图·文字不可逐字提取）：![课件原图·《第42讲-摄缘-十二缘起与二十四缘-释二十四缘-业缘4-古源尊者-20230611（共修版）.pdf》·第30页](课件原图/课件原图_d5fc5b71_p30.png)</w:t>
+      </w:r>
+    </w:p>
+    <w:p>
+      <w:pPr>
+        <w:pStyle w:val="ListBullet"/>
+      </w:pPr>
+      <w:r>
+        <w:rPr>
+          <w:b w:val="0"/>
+        </w:rPr>
+        <w:t>《第147讲-业的运作_业的作用（共修版）.pdf》第1页（幻灯片截图·文字不可逐字提取）：![课件原图·《第147讲-业的运作_业的作用（共修版）.pdf》·第1页](课件原图/课件原图_2a77e14e_p01.png)</w:t>
+      </w:r>
+    </w:p>
+    <w:p>
+      <w:pPr>
+        <w:pStyle w:val="ListBullet"/>
+      </w:pPr>
+      <w:r>
+        <w:rPr>
+          <w:b w:val="0"/>
+        </w:rPr>
+        <w:t>《第147讲-业的运作_业的作用（共修版）.pdf》第3页（幻灯片截图·文字不可逐字提取）：![课件原图·《第147讲-业的运作_业的作用（共修版）.pdf》·第3页](课件原图/课件原图_2a77e14e_p03.png)</w:t>
+      </w:r>
+    </w:p>
+    <w:p>
+      <w:pPr>
+        <w:pStyle w:val="ListBullet"/>
+      </w:pPr>
+      <w:r>
+        <w:rPr>
+          <w:b w:val="0"/>
+        </w:rPr>
+        <w:t>《第147讲-业的运作_业的作用（共修版）.pdf》第4页（幻灯片截图·文字不可逐字提取）：![课件原图·《第147讲-业的运作_业的作用（共修版）.pdf》·第4页](课件原图/课件原图_2a77e14e_p04.png)</w:t>
+      </w:r>
+    </w:p>
+    <w:p>
+      <w:pPr>
+        <w:pStyle w:val="ListBullet"/>
+      </w:pPr>
+      <w:r>
+        <w:rPr>
+          <w:b w:val="0"/>
+        </w:rPr>
+        <w:t>《第147讲-业的运作_业的作用（共修版）.pdf》第6页（幻灯片截图·文字不可逐字提取）：![课件原图·《第147讲-业的运作_业的作用（共修版）.pdf》·第6页](课件原图/课件原图_2a77e14e_p06.png)</w:t>
+      </w:r>
+    </w:p>
+    <w:p>
+      <w:pPr>
+        <w:pStyle w:val="ListBullet"/>
+      </w:pPr>
+      <w:r>
+        <w:rPr>
+          <w:b w:val="0"/>
+        </w:rPr>
+        <w:t>《第147讲-业的运作_业的作用（共修版）.pdf》第8页（幻灯片截图·文字不可逐字提取）：![课件原图·《第147讲-业的运作_业的作用（共修版）.pdf》·第8页](课件原图/课件原图_2a77e14e_p08.png)</w:t>
       </w:r>
     </w:p>
     <w:sectPr>

--- a/交付成果/第三轮修订版/第三轮4周版/读书会13_业与轮回_4周资料包（第三版修订）/Word版/第3周_临终结生与业之定则_主持人版.docx
+++ b/交付成果/第三轮修订版/第三轮4周版/读书会13_业与轮回_4周资料包（第三版修订）/Word版/第3周_临终结生与业之定则_主持人版.docx
@@ -870,7 +870,7 @@
                 <w:b/>
                 <w:sz w:val="18"/>
               </w:rPr>
-              <w:t>同一心理（同一性理）……不同的树形心（速行心）……具有同一性</w:t>
+              <w:t>同一心理（同一性理）……不同的速行心（速行心）……具有同一性</w:t>
             </w:r>
             <w:r>
               <w:rPr>
@@ -4615,7 +4615,7 @@
         <w:rPr>
           <w:b w:val="0"/>
         </w:rPr>
-        <w:t>有一个叫三界智长老啊，他是德国人，他有个形容，他说一个将死之人与其全身心的对于生命的极端，他只在死亡的一刹那啊，把业力发送出去，击中一个正待受孕母亲子宫的受精卵啊。就所以我们临终的一念呢，我们把它称为叫立生业成熟的管道，它把成熟那个叶呢发送出去啊。</w:t>
+        <w:t>有一个叫三界智长老啊，他是德国人，他有个形容，他说一个将死之人与其全身心的对于生命的极端，他只在死亡的一刹那啊，把业力发送出去，击中一个正待受孕母亲子宫的受精卵啊。就所以我们临终的一念呢，我们把它称为叫立生业成熟的管道，它把成熟那个业呢发送出去啊。</w:t>
       </w:r>
     </w:p>
     <w:p>
@@ -4834,7 +4834,7 @@
         <w:rPr>
           <w:b w:val="0"/>
         </w:rPr>
-        <w:t>供养比丘的动机是倾向供养行为留下来的业，是令生业临死塑行中的私心所执行的令生业沉着的管道作用。供养比丘的场景呢，就是临时出行心所缘，也是这一生结生心的所缘。</w:t>
+        <w:t>供养比丘的动机是倾向供养行为留下来的业，是令生业临死速行中的思心所执行的令生业沉着的管道作用。供养比丘的场景呢，就是临时出行心所缘，也是这一生结生心的所缘。</w:t>
       </w:r>
     </w:p>
     <w:p>
@@ -5041,7 +5041,7 @@
         <w:rPr>
           <w:b w:val="0"/>
         </w:rPr>
-        <w:t>好啊，这个样呢，他礼佛的善业阻断了他在临终啊，围捕无辜生灵的不善业所带来的天人的啊，所这个天人的节生啊。</w:t>
+        <w:t>好啊，这个样呢，他礼佛的善业阻断了他在临终啊，围捕无辜生灵的不善业所带来的天人的啊，所这个天人的结生啊。</w:t>
       </w:r>
     </w:p>
     <w:p>
@@ -8832,7 +8832,7 @@
         <w:rPr>
           <w:b w:val="0"/>
         </w:rPr>
-        <w:t>啊。什么叫同一心理（整理注记：同一性理）呢？就是。一个已经造作的行为，由一连串的业来组成。啊。这个。根据同一心理（整理注记：同一性理）呢，这一连串的也是相同的，就是不同的树形心里面（整理注记：不同的速行心）具有同一性。啊，</w:t>
+        <w:t>啊。什么叫同一心理（整理注记：同一性理）呢？就是。一个已经造作的行为，由一连串的业来组成。啊。这个。根据同一心理（整理注记：同一性理）呢，这一连串的也是相同的，就是不同的速行心里面（整理注记：不同的速行心）具有同一性。啊，</w:t>
       </w:r>
     </w:p>
     <w:p>
@@ -8924,7 +8924,7 @@
         <w:rPr>
           <w:b w:val="0"/>
         </w:rPr>
-        <w:t>我们刚才。一再强调的啊，就是我们在造作善行的时候啊，我们应该以怎样的一种。前师哈中师啊，后思前善中善后善来去造作。当我们由于习性的缘故，由于啊这个这个贪嗔痴的缘故，我们造作了恶行的时候，我们应该怎样来去使终止它的这种力量重复啊，及时的发现，及时的忏悔，及时的补救啊。这个以使他的力量不会被重复啊增长乃至于被削弱，这是很重要的啊。那我们今天的学习就先到这里，嗯，这个明天我们再来学习叶的成熟，成熟的顺序以及其他的内容。好祝福大家。</w:t>
+        <w:t>我们刚才。一再强调的啊，就是我们在造作善行的时候啊，我们应该以怎样的一种。前师哈中师啊，后思前善中善后善来去造作。当我们由于习性的缘故，由于啊这个这个贪嗔痴的缘故，我们造作了恶行的时候，我们应该怎样来去使终止它的这种力量重复啊，及时的发现，及时的忏悔，及时的补救啊。这个以使他的力量不会被重复啊增长乃至于被削弱，这是很重要的啊。那我们今天的学习就先到这里，嗯，这个明天我们再来学习业的成熟，成熟的顺序以及其他的内容。好祝福大家。</w:t>
       </w:r>
     </w:p>
     <w:p>
@@ -15053,7 +15053,7 @@
         <w:rPr>
           <w:b w:val="0"/>
         </w:rPr>
-        <w:t>《阿毗达摩讲要(下).pdf》：![拼版总图·《阿毗达摩讲要(下).pdf》](课件原图/拼版_1c3be451.png)</w:t>
+        <w:t>《阿毗达摩讲要(下).pdf》：![拼版总图·《阿毗达摩讲要(下).pdf》](课件原图/拼版_1c3be451.jpg)</w:t>
       </w:r>
     </w:p>
     <w:p>
@@ -15064,7 +15064,7 @@
         <w:rPr>
           <w:b w:val="0"/>
         </w:rPr>
-        <w:t>《第18讲-摄缘-十二缘起与二十四缘-释二十四缘-无间缘与等无间缘2-古源尊者-20221211（共修版）.pdf》：![拼版总图·《第18讲-摄缘-十二缘起与二十四缘-释二十四缘-无间缘与等无间缘2-古源尊者-20221211（共修版）.pdf》](课件原图/拼版_45c72044.png)</w:t>
+        <w:t>《第18讲-摄缘-十二缘起与二十四缘-释二十四缘-无间缘与等无间缘2-古源尊者-20221211（共修版）.pdf》：![拼版总图·《第18讲-摄缘-十二缘起与二十四缘-释二十四缘-无间缘与等无间缘2-古源尊者-20221211（共修版）.pdf》](课件原图/拼版_45c72044.jpg)</w:t>
       </w:r>
     </w:p>
     <w:p>
@@ -15075,7 +15075,7 @@
         <w:rPr>
           <w:b w:val="0"/>
         </w:rPr>
-        <w:t>《古源尊者24缘释义第12讲-业缘（第二节）.pdf》：![拼版总图·《古源尊者24缘释义第12讲-业缘（第二节）.pdf》](课件原图/拼版_4c4b7d97.png)</w:t>
+        <w:t>《古源尊者24缘释义第12讲-业缘（第二节）.pdf》：![拼版总图·《古源尊者24缘释义第12讲-业缘（第二节）.pdf》](课件原图/拼版_4c4b7d97.jpg)</w:t>
       </w:r>
     </w:p>
     <w:p>
@@ -15086,7 +15086,7 @@
         <w:rPr>
           <w:b w:val="0"/>
         </w:rPr>
-        <w:t>《第42讲-摄缘-十二缘起与二十四缘-释二十四缘-业缘4-古源尊者-20230611（共修版）.pdf》：![拼版总图·《第42讲-摄缘-十二缘起与二十四缘-释二十四缘-业缘4-古源尊者-20230611（共修版）.pdf》](课件原图/拼版_d5fc5b71.png)</w:t>
+        <w:t>《第42讲-摄缘-十二缘起与二十四缘-释二十四缘-业缘4-古源尊者-20230611（共修版）.pdf》：![拼版总图·《第42讲-摄缘-十二缘起与二十四缘-释二十四缘-业缘4-古源尊者-20230611（共修版）.pdf》](课件原图/拼版_d5fc5b71.jpg)</w:t>
       </w:r>
     </w:p>
     <w:p>
@@ -15097,7 +15097,7 @@
         <w:rPr>
           <w:b w:val="0"/>
         </w:rPr>
-        <w:t>《第147讲-业的运作_业的作用（共修版）.pdf》：![拼版总图·《第147讲-业的运作_业的作用（共修版）.pdf》](课件原图/拼版_2a77e14e.png)</w:t>
+        <w:t>《第147讲-业的运作_业的作用（共修版）.pdf》：![拼版总图·《第147讲-业的运作_业的作用（共修版）.pdf》](课件原图/拼版_2a77e14e.jpg)</w:t>
       </w:r>
     </w:p>
     <w:p>
@@ -15116,7 +15116,7 @@
         <w:rPr>
           <w:b w:val="0"/>
         </w:rPr>
-        <w:t>《阿毗达摩讲要(下).pdf》第15页（矢量表格／图示）：![课件原图·《阿毗达摩讲要(下).pdf》·第15页](课件原图/课件原图_1c3be451_p15.png)</w:t>
+        <w:t>《阿毗达摩讲要(下).pdf》第15页（矢量表格／图示）：![课件原图·《阿毗达摩讲要(下).pdf》·第15页](课件原图/课件原图_1c3be451_p15.jpg)</w:t>
       </w:r>
     </w:p>
     <w:p>
@@ -15127,7 +15127,7 @@
         <w:rPr>
           <w:b w:val="0"/>
         </w:rPr>
-        <w:t>《阿毗达摩讲要(下).pdf》第25页（矢量表格／图示）：![课件原图·《阿毗达摩讲要(下).pdf》·第25页](课件原图/课件原图_1c3be451_p25.png)</w:t>
+        <w:t>《阿毗达摩讲要(下).pdf》第36页（叙事插图·绘画图版）：![课件原图·《阿毗达摩讲要(下).pdf》·第36页](课件原图/课件原图_1c3be451_p36.jpg)</w:t>
       </w:r>
     </w:p>
     <w:p>
@@ -15138,7 +15138,7 @@
         <w:rPr>
           <w:b w:val="0"/>
         </w:rPr>
-        <w:t>《阿毗达摩讲要(下).pdf》第36页（叙事插图·绘画图版）：![课件原图·《阿毗达摩讲要(下).pdf》·第36页](课件原图/课件原图_1c3be451_p36.png)</w:t>
+        <w:t>《阿毗达摩讲要(下).pdf》第82页（矢量表格／图示）：![课件原图·《阿毗达摩讲要(下).pdf》·第82页](课件原图/课件原图_1c3be451_p82.jpg)</w:t>
       </w:r>
     </w:p>
     <w:p>
@@ -15149,7 +15149,7 @@
         <w:rPr>
           <w:b w:val="0"/>
         </w:rPr>
-        <w:t>《阿毗达摩讲要(下).pdf》第37页（叙事插图·绘画图版）：![课件原图·《阿毗达摩讲要(下).pdf》·第37页](课件原图/课件原图_1c3be451_p37.png)</w:t>
+        <w:t>《阿毗达摩讲要(下).pdf》第146页（矢量表格／图示）：![课件原图·《阿毗达摩讲要(下).pdf》·第146页](课件原图/课件原图_1c3be451_p146.jpg)</w:t>
       </w:r>
     </w:p>
     <w:p>
@@ -15160,7 +15160,7 @@
         <w:rPr>
           <w:b w:val="0"/>
         </w:rPr>
-        <w:t>《阿毗达摩讲要(下).pdf》第38页（叙事插图·绘画图版）：![课件原图·《阿毗达摩讲要(下).pdf》·第38页](课件原图/课件原图_1c3be451_p38.png)</w:t>
+        <w:t>《阿毗达摩讲要(下).pdf》第206页（矢量表格／图示）：![课件原图·《阿毗达摩讲要(下).pdf》·第206页](课件原图/课件原图_1c3be451_p206.jpg)</w:t>
       </w:r>
     </w:p>
     <w:p>
@@ -15171,7 +15171,7 @@
         <w:rPr>
           <w:b w:val="0"/>
         </w:rPr>
-        <w:t>《阿毗达摩讲要(下).pdf》第82页（矢量表格／图示）：![课件原图·《阿毗达摩讲要(下).pdf》·第82页](课件原图/课件原图_1c3be451_p82.png)</w:t>
+        <w:t>《阿毗达摩讲要(下).pdf》第263页（十二缘起关系表·图表19）：![课件原图·《阿毗达摩讲要(下).pdf》·第263页](课件原图/课件原图_1c3be451_p263.jpg)</w:t>
       </w:r>
     </w:p>
     <w:p>
@@ -15182,7 +15182,7 @@
         <w:rPr>
           <w:b w:val="0"/>
         </w:rPr>
-        <w:t>《阿毗达摩讲要(下).pdf》第146页（矢量表格／图示）：![课件原图·《阿毗达摩讲要(下).pdf》·第146页](课件原图/课件原图_1c3be451_p146.png)</w:t>
+        <w:t>《阿毗达摩讲要(下).pdf》第292页（矢量表格／图示）：![课件原图·《阿毗达摩讲要(下).pdf》·第292页](课件原图/课件原图_1c3be451_p292.jpg)</w:t>
       </w:r>
     </w:p>
     <w:p>
@@ -15193,7 +15193,7 @@
         <w:rPr>
           <w:b w:val="0"/>
         </w:rPr>
-        <w:t>《阿毗达摩讲要(下).pdf》第160页（矢量表格／图示）：![课件原图·《阿毗达摩讲要(下).pdf》·第160页](课件原图/课件原图_1c3be451_p160.png)</w:t>
+        <w:t>《第18讲-摄缘-十二缘起与二十四缘-释二十四缘-无间缘与等无间缘2-古源尊者-20221211（共修版）.pdf》第9页（轮回案例幻灯片·图片型）：![课件原图·《第18讲-摄缘-十二缘起与二十四缘-释二十四缘-无间缘与等无间缘2-古源尊者-20221211（共修版）.pdf》·第9页](课件原图/课件原图_45c72044_p09.jpg)</w:t>
       </w:r>
     </w:p>
     <w:p>
@@ -15204,7 +15204,7 @@
         <w:rPr>
           <w:b w:val="0"/>
         </w:rPr>
-        <w:t>《阿毗达摩讲要(下).pdf》第165页（矢量表格／图示）：![课件原图·《阿毗达摩讲要(下).pdf》·第165页](课件原图/课件原图_1c3be451_p165.png)</w:t>
+        <w:t>《古源尊者24缘释义第12讲-业缘（第二节）.pdf》第13页（色界善业与色界结生表·矢量表格）：![课件原图·《古源尊者24缘释义第12讲-业缘（第二节）.pdf》·第13页](课件原图/课件原图_4c4b7d97_p13.jpg)</w:t>
       </w:r>
     </w:p>
     <w:p>
@@ -15215,700 +15215,7 @@
         <w:rPr>
           <w:b w:val="0"/>
         </w:rPr>
-        <w:t>《阿毗达摩讲要(下).pdf》第189页（矢量表格／图示）：![课件原图·《阿毗达摩讲要(下).pdf》·第189页](课件原图/课件原图_1c3be451_p189.png)</w:t>
-      </w:r>
-    </w:p>
-    <w:p>
-      <w:pPr>
-        <w:pStyle w:val="ListBullet"/>
-      </w:pPr>
-      <w:r>
-        <w:rPr>
-          <w:b w:val="0"/>
-        </w:rPr>
-        <w:t>《阿毗达摩讲要(下).pdf》第206页（矢量表格／图示）：![课件原图·《阿毗达摩讲要(下).pdf》·第206页](课件原图/课件原图_1c3be451_p206.png)</w:t>
-      </w:r>
-    </w:p>
-    <w:p>
-      <w:pPr>
-        <w:pStyle w:val="ListBullet"/>
-      </w:pPr>
-      <w:r>
-        <w:rPr>
-          <w:b w:val="0"/>
-        </w:rPr>
-        <w:t>《阿毗达摩讲要(下).pdf》第214页（矢量表格／图示）：![课件原图·《阿毗达摩讲要(下).pdf》·第214页](课件原图/课件原图_1c3be451_p214.png)</w:t>
-      </w:r>
-    </w:p>
-    <w:p>
-      <w:pPr>
-        <w:pStyle w:val="ListBullet"/>
-      </w:pPr>
-      <w:r>
-        <w:rPr>
-          <w:b w:val="0"/>
-        </w:rPr>
-        <w:t>《阿毗达摩讲要(下).pdf》第221页（矢量表格／图示）：![课件原图·《阿毗达摩讲要(下).pdf》·第221页](课件原图/课件原图_1c3be451_p221.png)</w:t>
-      </w:r>
-    </w:p>
-    <w:p>
-      <w:pPr>
-        <w:pStyle w:val="ListBullet"/>
-      </w:pPr>
-      <w:r>
-        <w:rPr>
-          <w:b w:val="0"/>
-        </w:rPr>
-        <w:t>《阿毗达摩讲要(下).pdf》第223页（矢量表格／图示）：![课件原图·《阿毗达摩讲要(下).pdf》·第223页](课件原图/课件原图_1c3be451_p223.png)</w:t>
-      </w:r>
-    </w:p>
-    <w:p>
-      <w:pPr>
-        <w:pStyle w:val="ListBullet"/>
-      </w:pPr>
-      <w:r>
-        <w:rPr>
-          <w:b w:val="0"/>
-        </w:rPr>
-        <w:t>《阿毗达摩讲要(下).pdf》第225页（矢量表格／图示）：![课件原图·《阿毗达摩讲要(下).pdf》·第225页](课件原图/课件原图_1c3be451_p225.png)</w:t>
-      </w:r>
-    </w:p>
-    <w:p>
-      <w:pPr>
-        <w:pStyle w:val="ListBullet"/>
-      </w:pPr>
-      <w:r>
-        <w:rPr>
-          <w:b w:val="0"/>
-        </w:rPr>
-        <w:t>《阿毗达摩讲要(下).pdf》第231页（矢量表格／图示）：![课件原图·《阿毗达摩讲要(下).pdf》·第231页](课件原图/课件原图_1c3be451_p231.png)</w:t>
-      </w:r>
-    </w:p>
-    <w:p>
-      <w:pPr>
-        <w:pStyle w:val="ListBullet"/>
-      </w:pPr>
-      <w:r>
-        <w:rPr>
-          <w:b w:val="0"/>
-        </w:rPr>
-        <w:t>《阿毗达摩讲要(下).pdf》第233页（矢量表格／图示）：![课件原图·《阿毗达摩讲要(下).pdf》·第233页](课件原图/课件原图_1c3be451_p233.png)</w:t>
-      </w:r>
-    </w:p>
-    <w:p>
-      <w:pPr>
-        <w:pStyle w:val="ListBullet"/>
-      </w:pPr>
-      <w:r>
-        <w:rPr>
-          <w:b w:val="0"/>
-        </w:rPr>
-        <w:t>《阿毗达摩讲要(下).pdf》第235页（矢量表格／图示）：![课件原图·《阿毗达摩讲要(下).pdf》·第235页](课件原图/课件原图_1c3be451_p235.png)</w:t>
-      </w:r>
-    </w:p>
-    <w:p>
-      <w:pPr>
-        <w:pStyle w:val="ListBullet"/>
-      </w:pPr>
-      <w:r>
-        <w:rPr>
-          <w:b w:val="0"/>
-        </w:rPr>
-        <w:t>《阿毗达摩讲要(下).pdf》第237页（矢量表格／图示）：![课件原图·《阿毗达摩讲要(下).pdf》·第237页](课件原图/课件原图_1c3be451_p237.png)</w:t>
-      </w:r>
-    </w:p>
-    <w:p>
-      <w:pPr>
-        <w:pStyle w:val="ListBullet"/>
-      </w:pPr>
-      <w:r>
-        <w:rPr>
-          <w:b w:val="0"/>
-        </w:rPr>
-        <w:t>《阿毗达摩讲要(下).pdf》第244页（矢量表格／图示）：![课件原图·《阿毗达摩讲要(下).pdf》·第244页](课件原图/课件原图_1c3be451_p244.png)</w:t>
-      </w:r>
-    </w:p>
-    <w:p>
-      <w:pPr>
-        <w:pStyle w:val="ListBullet"/>
-      </w:pPr>
-      <w:r>
-        <w:rPr>
-          <w:b w:val="0"/>
-        </w:rPr>
-        <w:t>《阿毗达摩讲要(下).pdf》第247页（矢量表格／图示）：![课件原图·《阿毗达摩讲要(下).pdf》·第247页](课件原图/课件原图_1c3be451_p247.png)</w:t>
-      </w:r>
-    </w:p>
-    <w:p>
-      <w:pPr>
-        <w:pStyle w:val="ListBullet"/>
-      </w:pPr>
-      <w:r>
-        <w:rPr>
-          <w:b w:val="0"/>
-        </w:rPr>
-        <w:t>《阿毗达摩讲要(下).pdf》第263页（十二缘起关系表·图表19）：![课件原图·《阿毗达摩讲要(下).pdf》·第263页](课件原图/课件原图_1c3be451_p263.png)</w:t>
-      </w:r>
-    </w:p>
-    <w:p>
-      <w:pPr>
-        <w:pStyle w:val="ListBullet"/>
-      </w:pPr>
-      <w:r>
-        <w:rPr>
-          <w:b w:val="0"/>
-        </w:rPr>
-        <w:t>《阿毗达摩讲要(下).pdf》第292页（矢量表格／图示）：![课件原图·《阿毗达摩讲要(下).pdf》·第292页](课件原图/课件原图_1c3be451_p292.png)</w:t>
-      </w:r>
-    </w:p>
-    <w:p>
-      <w:pPr>
-        <w:pStyle w:val="ListBullet"/>
-      </w:pPr>
-      <w:r>
-        <w:rPr>
-          <w:b w:val="0"/>
-        </w:rPr>
-        <w:t>《阿毗达摩讲要(下).pdf》第309页（矢量表格／图示）：![课件原图·《阿毗达摩讲要(下).pdf》·第309页](课件原图/课件原图_1c3be451_p309.png)</w:t>
-      </w:r>
-    </w:p>
-    <w:p>
-      <w:pPr>
-        <w:pStyle w:val="ListBullet"/>
-      </w:pPr>
-      <w:r>
-        <w:rPr>
-          <w:b w:val="0"/>
-        </w:rPr>
-        <w:t>《阿毗达摩讲要(下).pdf》第316页（矢量表格／图示）：![课件原图·《阿毗达摩讲要(下).pdf》·第316页](课件原图/课件原图_1c3be451_p316.png)</w:t>
-      </w:r>
-    </w:p>
-    <w:p>
-      <w:pPr>
-        <w:pStyle w:val="ListBullet"/>
-      </w:pPr>
-      <w:r>
-        <w:rPr>
-          <w:b w:val="0"/>
-        </w:rPr>
-        <w:t>《阿毗达摩讲要(下).pdf》第326页（矢量表格／图示）：![课件原图·《阿毗达摩讲要(下).pdf》·第326页](课件原图/课件原图_1c3be451_p326.png)</w:t>
-      </w:r>
-    </w:p>
-    <w:p>
-      <w:pPr>
-        <w:pStyle w:val="ListBullet"/>
-      </w:pPr>
-      <w:r>
-        <w:rPr>
-          <w:b w:val="0"/>
-        </w:rPr>
-        <w:t>《第18讲-摄缘-十二缘起与二十四缘-释二十四缘-无间缘与等无间缘2-古源尊者-20221211（共修版）.pdf》第1页（幻灯片截图·文字不可逐字提取）：![课件原图·《第18讲-摄缘-十二缘起与二十四缘-释二十四缘-无间缘与等无间缘2-古源尊者-20221211（共修版）.pdf》·第1页](课件原图/课件原图_45c72044_p01.png)</w:t>
-      </w:r>
-    </w:p>
-    <w:p>
-      <w:pPr>
-        <w:pStyle w:val="ListBullet"/>
-      </w:pPr>
-      <w:r>
-        <w:rPr>
-          <w:b w:val="0"/>
-        </w:rPr>
-        <w:t>《第18讲-摄缘-十二缘起与二十四缘-释二十四缘-无间缘与等无间缘2-古源尊者-20221211（共修版）.pdf》第2页（幻灯片截图·文字不可逐字提取）：![课件原图·《第18讲-摄缘-十二缘起与二十四缘-释二十四缘-无间缘与等无间缘2-古源尊者-20221211（共修版）.pdf》·第2页](课件原图/课件原图_45c72044_p02.png)</w:t>
-      </w:r>
-    </w:p>
-    <w:p>
-      <w:pPr>
-        <w:pStyle w:val="ListBullet"/>
-      </w:pPr>
-      <w:r>
-        <w:rPr>
-          <w:b w:val="0"/>
-        </w:rPr>
-        <w:t>《第18讲-摄缘-十二缘起与二十四缘-释二十四缘-无间缘与等无间缘2-古源尊者-20221211（共修版）.pdf》第4页（幻灯片截图·文字不可逐字提取）：![课件原图·《第18讲-摄缘-十二缘起与二十四缘-释二十四缘-无间缘与等无间缘2-古源尊者-20221211（共修版）.pdf》·第4页](课件原图/课件原图_45c72044_p04.png)</w:t>
-      </w:r>
-    </w:p>
-    <w:p>
-      <w:pPr>
-        <w:pStyle w:val="ListBullet"/>
-      </w:pPr>
-      <w:r>
-        <w:rPr>
-          <w:b w:val="0"/>
-        </w:rPr>
-        <w:t>《第18讲-摄缘-十二缘起与二十四缘-释二十四缘-无间缘与等无间缘2-古源尊者-20221211（共修版）.pdf》第5页（幻灯片截图·文字不可逐字提取）：![课件原图·《第18讲-摄缘-十二缘起与二十四缘-释二十四缘-无间缘与等无间缘2-古源尊者-20221211（共修版）.pdf》·第5页](课件原图/课件原图_45c72044_p05.png)</w:t>
-      </w:r>
-    </w:p>
-    <w:p>
-      <w:pPr>
-        <w:pStyle w:val="ListBullet"/>
-      </w:pPr>
-      <w:r>
-        <w:rPr>
-          <w:b w:val="0"/>
-        </w:rPr>
-        <w:t>《第18讲-摄缘-十二缘起与二十四缘-释二十四缘-无间缘与等无间缘2-古源尊者-20221211（共修版）.pdf》第6页（幻灯片截图·文字不可逐字提取）：![课件原图·《第18讲-摄缘-十二缘起与二十四缘-释二十四缘-无间缘与等无间缘2-古源尊者-20221211（共修版）.pdf》·第6页](课件原图/课件原图_45c72044_p06.png)</w:t>
-      </w:r>
-    </w:p>
-    <w:p>
-      <w:pPr>
-        <w:pStyle w:val="ListBullet"/>
-      </w:pPr>
-      <w:r>
-        <w:rPr>
-          <w:b w:val="0"/>
-        </w:rPr>
-        <w:t>《第18讲-摄缘-十二缘起与二十四缘-释二十四缘-无间缘与等无间缘2-古源尊者-20221211（共修版）.pdf》第7页（幻灯片截图·文字不可逐字提取）：![课件原图·《第18讲-摄缘-十二缘起与二十四缘-释二十四缘-无间缘与等无间缘2-古源尊者-20221211（共修版）.pdf》·第7页](课件原图/课件原图_45c72044_p07.png)</w:t>
-      </w:r>
-    </w:p>
-    <w:p>
-      <w:pPr>
-        <w:pStyle w:val="ListBullet"/>
-      </w:pPr>
-      <w:r>
-        <w:rPr>
-          <w:b w:val="0"/>
-        </w:rPr>
-        <w:t>《第18讲-摄缘-十二缘起与二十四缘-释二十四缘-无间缘与等无间缘2-古源尊者-20221211（共修版）.pdf》第9页（轮回案例幻灯片·图片型）：![课件原图·《第18讲-摄缘-十二缘起与二十四缘-释二十四缘-无间缘与等无间缘2-古源尊者-20221211（共修版）.pdf》·第9页](课件原图/课件原图_45c72044_p09.png)</w:t>
-      </w:r>
-    </w:p>
-    <w:p>
-      <w:pPr>
-        <w:pStyle w:val="ListBullet"/>
-      </w:pPr>
-      <w:r>
-        <w:rPr>
-          <w:b w:val="0"/>
-        </w:rPr>
-        <w:t>《第18讲-摄缘-十二缘起与二十四缘-释二十四缘-无间缘与等无间缘2-古源尊者-20221211（共修版）.pdf》第12页（幻灯片截图·文字不可逐字提取）：![课件原图·《第18讲-摄缘-十二缘起与二十四缘-释二十四缘-无间缘与等无间缘2-古源尊者-20221211（共修版）.pdf》·第12页](课件原图/课件原图_45c72044_p12.png)</w:t>
-      </w:r>
-    </w:p>
-    <w:p>
-      <w:pPr>
-        <w:pStyle w:val="ListBullet"/>
-      </w:pPr>
-      <w:r>
-        <w:rPr>
-          <w:b w:val="0"/>
-        </w:rPr>
-        <w:t>《第18讲-摄缘-十二缘起与二十四缘-释二十四缘-无间缘与等无间缘2-古源尊者-20221211（共修版）.pdf》第13页（幻灯片截图·文字不可逐字提取）：![课件原图·《第18讲-摄缘-十二缘起与二十四缘-释二十四缘-无间缘与等无间缘2-古源尊者-20221211（共修版）.pdf》·第13页](课件原图/课件原图_45c72044_p13.png)</w:t>
-      </w:r>
-    </w:p>
-    <w:p>
-      <w:pPr>
-        <w:pStyle w:val="ListBullet"/>
-      </w:pPr>
-      <w:r>
-        <w:rPr>
-          <w:b w:val="0"/>
-        </w:rPr>
-        <w:t>《第18讲-摄缘-十二缘起与二十四缘-释二十四缘-无间缘与等无间缘2-古源尊者-20221211（共修版）.pdf》第14页（幻灯片截图·文字不可逐字提取）：![课件原图·《第18讲-摄缘-十二缘起与二十四缘-释二十四缘-无间缘与等无间缘2-古源尊者-20221211（共修版）.pdf》·第14页](课件原图/课件原图_45c72044_p14.png)</w:t>
-      </w:r>
-    </w:p>
-    <w:p>
-      <w:pPr>
-        <w:pStyle w:val="ListBullet"/>
-      </w:pPr>
-      <w:r>
-        <w:rPr>
-          <w:b w:val="0"/>
-        </w:rPr>
-        <w:t>《第18讲-摄缘-十二缘起与二十四缘-释二十四缘-无间缘与等无间缘2-古源尊者-20221211（共修版）.pdf》第15页（幻灯片截图·文字不可逐字提取）：![课件原图·《第18讲-摄缘-十二缘起与二十四缘-释二十四缘-无间缘与等无间缘2-古源尊者-20221211（共修版）.pdf》·第15页](课件原图/课件原图_45c72044_p15.png)</w:t>
-      </w:r>
-    </w:p>
-    <w:p>
-      <w:pPr>
-        <w:pStyle w:val="ListBullet"/>
-      </w:pPr>
-      <w:r>
-        <w:rPr>
-          <w:b w:val="0"/>
-        </w:rPr>
-        <w:t>《第18讲-摄缘-十二缘起与二十四缘-释二十四缘-无间缘与等无间缘2-古源尊者-20221211（共修版）.pdf》第17页（幻灯片截图·文字不可逐字提取）：![课件原图·《第18讲-摄缘-十二缘起与二十四缘-释二十四缘-无间缘与等无间缘2-古源尊者-20221211（共修版）.pdf》·第17页](课件原图/课件原图_45c72044_p17.png)</w:t>
-      </w:r>
-    </w:p>
-    <w:p>
-      <w:pPr>
-        <w:pStyle w:val="ListBullet"/>
-      </w:pPr>
-      <w:r>
-        <w:rPr>
-          <w:b w:val="0"/>
-        </w:rPr>
-        <w:t>《第18讲-摄缘-十二缘起与二十四缘-释二十四缘-无间缘与等无间缘2-古源尊者-20221211（共修版）.pdf》第18页（幻灯片截图·文字不可逐字提取）：![课件原图·《第18讲-摄缘-十二缘起与二十四缘-释二十四缘-无间缘与等无间缘2-古源尊者-20221211（共修版）.pdf》·第18页](课件原图/课件原图_45c72044_p18.png)</w:t>
-      </w:r>
-    </w:p>
-    <w:p>
-      <w:pPr>
-        <w:pStyle w:val="ListBullet"/>
-      </w:pPr>
-      <w:r>
-        <w:rPr>
-          <w:b w:val="0"/>
-        </w:rPr>
-        <w:t>《第18讲-摄缘-十二缘起与二十四缘-释二十四缘-无间缘与等无间缘2-古源尊者-20221211（共修版）.pdf》第19页（幻灯片截图·文字不可逐字提取）：![课件原图·《第18讲-摄缘-十二缘起与二十四缘-释二十四缘-无间缘与等无间缘2-古源尊者-20221211（共修版）.pdf》·第19页](课件原图/课件原图_45c72044_p19.png)</w:t>
-      </w:r>
-    </w:p>
-    <w:p>
-      <w:pPr>
-        <w:pStyle w:val="ListBullet"/>
-      </w:pPr>
-      <w:r>
-        <w:rPr>
-          <w:b w:val="0"/>
-        </w:rPr>
-        <w:t>《第18讲-摄缘-十二缘起与二十四缘-释二十四缘-无间缘与等无间缘2-古源尊者-20221211（共修版）.pdf》第20页（幻灯片截图·文字不可逐字提取）：![课件原图·《第18讲-摄缘-十二缘起与二十四缘-释二十四缘-无间缘与等无间缘2-古源尊者-20221211（共修版）.pdf》·第20页](课件原图/课件原图_45c72044_p20.png)</w:t>
-      </w:r>
-    </w:p>
-    <w:p>
-      <w:pPr>
-        <w:pStyle w:val="ListBullet"/>
-      </w:pPr>
-      <w:r>
-        <w:rPr>
-          <w:b w:val="0"/>
-        </w:rPr>
-        <w:t>《第18讲-摄缘-十二缘起与二十四缘-释二十四缘-无间缘与等无间缘2-古源尊者-20221211（共修版）.pdf》第21页（幻灯片截图·文字不可逐字提取）：![课件原图·《第18讲-摄缘-十二缘起与二十四缘-释二十四缘-无间缘与等无间缘2-古源尊者-20221211（共修版）.pdf》·第21页](课件原图/课件原图_45c72044_p21.png)</w:t>
-      </w:r>
-    </w:p>
-    <w:p>
-      <w:pPr>
-        <w:pStyle w:val="ListBullet"/>
-      </w:pPr>
-      <w:r>
-        <w:rPr>
-          <w:b w:val="0"/>
-        </w:rPr>
-        <w:t>《第18讲-摄缘-十二缘起与二十四缘-释二十四缘-无间缘与等无间缘2-古源尊者-20221211（共修版）.pdf》第22页（幻灯片截图·文字不可逐字提取）：![课件原图·《第18讲-摄缘-十二缘起与二十四缘-释二十四缘-无间缘与等无间缘2-古源尊者-20221211（共修版）.pdf》·第22页](课件原图/课件原图_45c72044_p22.png)</w:t>
-      </w:r>
-    </w:p>
-    <w:p>
-      <w:pPr>
-        <w:pStyle w:val="ListBullet"/>
-      </w:pPr>
-      <w:r>
-        <w:rPr>
-          <w:b w:val="0"/>
-        </w:rPr>
-        <w:t>《第18讲-摄缘-十二缘起与二十四缘-释二十四缘-无间缘与等无间缘2-古源尊者-20221211（共修版）.pdf》第23页（幻灯片截图·文字不可逐字提取）：![课件原图·《第18讲-摄缘-十二缘起与二十四缘-释二十四缘-无间缘与等无间缘2-古源尊者-20221211（共修版）.pdf》·第23页](课件原图/课件原图_45c72044_p23.png)</w:t>
-      </w:r>
-    </w:p>
-    <w:p>
-      <w:pPr>
-        <w:pStyle w:val="ListBullet"/>
-      </w:pPr>
-      <w:r>
-        <w:rPr>
-          <w:b w:val="0"/>
-        </w:rPr>
-        <w:t>《第18讲-摄缘-十二缘起与二十四缘-释二十四缘-无间缘与等无间缘2-古源尊者-20221211（共修版）.pdf》第25页（幻灯片截图·文字不可逐字提取）：![课件原图·《第18讲-摄缘-十二缘起与二十四缘-释二十四缘-无间缘与等无间缘2-古源尊者-20221211（共修版）.pdf》·第25页](课件原图/课件原图_45c72044_p25.png)</w:t>
-      </w:r>
-    </w:p>
-    <w:p>
-      <w:pPr>
-        <w:pStyle w:val="ListBullet"/>
-      </w:pPr>
-      <w:r>
-        <w:rPr>
-          <w:b w:val="0"/>
-        </w:rPr>
-        <w:t>《第18讲-摄缘-十二缘起与二十四缘-释二十四缘-无间缘与等无间缘2-古源尊者-20221211（共修版）.pdf》第27页（幻灯片截图·文字不可逐字提取）：![课件原图·《第18讲-摄缘-十二缘起与二十四缘-释二十四缘-无间缘与等无间缘2-古源尊者-20221211（共修版）.pdf》·第27页](课件原图/课件原图_45c72044_p27.png)</w:t>
-      </w:r>
-    </w:p>
-    <w:p>
-      <w:pPr>
-        <w:pStyle w:val="ListBullet"/>
-      </w:pPr>
-      <w:r>
-        <w:rPr>
-          <w:b w:val="0"/>
-        </w:rPr>
-        <w:t>《第18讲-摄缘-十二缘起与二十四缘-释二十四缘-无间缘与等无间缘2-古源尊者-20221211（共修版）.pdf》第28页（幻灯片截图·文字不可逐字提取）：![课件原图·《第18讲-摄缘-十二缘起与二十四缘-释二十四缘-无间缘与等无间缘2-古源尊者-20221211（共修版）.pdf》·第28页](课件原图/课件原图_45c72044_p28.png)</w:t>
-      </w:r>
-    </w:p>
-    <w:p>
-      <w:pPr>
-        <w:pStyle w:val="ListBullet"/>
-      </w:pPr>
-      <w:r>
-        <w:rPr>
-          <w:b w:val="0"/>
-        </w:rPr>
-        <w:t>《第18讲-摄缘-十二缘起与二十四缘-释二十四缘-无间缘与等无间缘2-古源尊者-20221211（共修版）.pdf》第30页（幻灯片截图·文字不可逐字提取）：![课件原图·《第18讲-摄缘-十二缘起与二十四缘-释二十四缘-无间缘与等无间缘2-古源尊者-20221211（共修版）.pdf》·第30页](课件原图/课件原图_45c72044_p30.png)</w:t>
-      </w:r>
-    </w:p>
-    <w:p>
-      <w:pPr>
-        <w:pStyle w:val="ListBullet"/>
-      </w:pPr>
-      <w:r>
-        <w:rPr>
-          <w:b w:val="0"/>
-        </w:rPr>
-        <w:t>《古源尊者24缘释义第12讲-业缘（第二节）.pdf》第13页（色界善业与色界结生表·矢量表格）：![课件原图·《古源尊者24缘释义第12讲-业缘（第二节）.pdf》·第13页](课件原图/课件原图_4c4b7d97_p13.png)</w:t>
-      </w:r>
-    </w:p>
-    <w:p>
-      <w:pPr>
-        <w:pStyle w:val="ListBullet"/>
-      </w:pPr>
-      <w:r>
-        <w:rPr>
-          <w:b w:val="0"/>
-        </w:rPr>
-        <w:t>《第42讲-摄缘-十二缘起与二十四缘-释二十四缘-业缘4-古源尊者-20230611（共修版）.pdf》第1页（幻灯片截图·文字不可逐字提取）：![课件原图·《第42讲-摄缘-十二缘起与二十四缘-释二十四缘-业缘4-古源尊者-20230611（共修版）.pdf》·第1页](课件原图/课件原图_d5fc5b71_p01.png)</w:t>
-      </w:r>
-    </w:p>
-    <w:p>
-      <w:pPr>
-        <w:pStyle w:val="ListBullet"/>
-      </w:pPr>
-      <w:r>
-        <w:rPr>
-          <w:b w:val="0"/>
-        </w:rPr>
-        <w:t>《第42讲-摄缘-十二缘起与二十四缘-释二十四缘-业缘4-古源尊者-20230611（共修版）.pdf》第2页（幻灯片截图·文字不可逐字提取）：![课件原图·《第42讲-摄缘-十二缘起与二十四缘-释二十四缘-业缘4-古源尊者-20230611（共修版）.pdf》·第2页](课件原图/课件原图_d5fc5b71_p02.png)</w:t>
-      </w:r>
-    </w:p>
-    <w:p>
-      <w:pPr>
-        <w:pStyle w:val="ListBullet"/>
-      </w:pPr>
-      <w:r>
-        <w:rPr>
-          <w:b w:val="0"/>
-        </w:rPr>
-        <w:t>《第42讲-摄缘-十二缘起与二十四缘-释二十四缘-业缘4-古源尊者-20230611（共修版）.pdf》第4页（业之分类幻灯片·含案例插图）：![课件原图·《第42讲-摄缘-十二缘起与二十四缘-释二十四缘-业缘4-古源尊者-20230611（共修版）.pdf》·第4页](课件原图/课件原图_d5fc5b71_p04.png)</w:t>
-      </w:r>
-    </w:p>
-    <w:p>
-      <w:pPr>
-        <w:pStyle w:val="ListBullet"/>
-      </w:pPr>
-      <w:r>
-        <w:rPr>
-          <w:b w:val="0"/>
-        </w:rPr>
-        <w:t>《第42讲-摄缘-十二缘起与二十四缘-释二十四缘-业缘4-古源尊者-20230611（共修版）.pdf》第6页（幻灯片截图·文字不可逐字提取）：![课件原图·《第42讲-摄缘-十二缘起与二十四缘-释二十四缘-业缘4-古源尊者-20230611（共修版）.pdf》·第6页](课件原图/课件原图_d5fc5b71_p06.png)</w:t>
-      </w:r>
-    </w:p>
-    <w:p>
-      <w:pPr>
-        <w:pStyle w:val="ListBullet"/>
-      </w:pPr>
-      <w:r>
-        <w:rPr>
-          <w:b w:val="0"/>
-        </w:rPr>
-        <w:t>《第42讲-摄缘-十二缘起与二十四缘-释二十四缘-业缘4-古源尊者-20230611（共修版）.pdf》第9页（幻灯片截图·文字不可逐字提取）：![课件原图·《第42讲-摄缘-十二缘起与二十四缘-释二十四缘-业缘4-古源尊者-20230611（共修版）.pdf》·第9页](课件原图/课件原图_d5fc5b71_p09.png)</w:t>
-      </w:r>
-    </w:p>
-    <w:p>
-      <w:pPr>
-        <w:pStyle w:val="ListBullet"/>
-      </w:pPr>
-      <w:r>
-        <w:rPr>
-          <w:b w:val="0"/>
-        </w:rPr>
-        <w:t>《第42讲-摄缘-十二缘起与二十四缘-释二十四缘-业缘4-古源尊者-20230611（共修版）.pdf》第10页（幻灯片截图·文字不可逐字提取）：![课件原图·《第42讲-摄缘-十二缘起与二十四缘-释二十四缘-业缘4-古源尊者-20230611（共修版）.pdf》·第10页](课件原图/课件原图_d5fc5b71_p10.png)</w:t>
-      </w:r>
-    </w:p>
-    <w:p>
-      <w:pPr>
-        <w:pStyle w:val="ListBullet"/>
-      </w:pPr>
-      <w:r>
-        <w:rPr>
-          <w:b w:val="0"/>
-        </w:rPr>
-        <w:t>《第42讲-摄缘-十二缘起与二十四缘-释二十四缘-业缘4-古源尊者-20230611（共修版）.pdf》第12页（幻灯片截图·文字不可逐字提取）：![课件原图·《第42讲-摄缘-十二缘起与二十四缘-释二十四缘-业缘4-古源尊者-20230611（共修版）.pdf》·第12页](课件原图/课件原图_d5fc5b71_p12.png)</w:t>
-      </w:r>
-    </w:p>
-    <w:p>
-      <w:pPr>
-        <w:pStyle w:val="ListBullet"/>
-      </w:pPr>
-      <w:r>
-        <w:rPr>
-          <w:b w:val="0"/>
-        </w:rPr>
-        <w:t>《第42讲-摄缘-十二缘起与二十四缘-释二十四缘-业缘4-古源尊者-20230611（共修版）.pdf》第13页（幻灯片截图·文字不可逐字提取）：![课件原图·《第42讲-摄缘-十二缘起与二十四缘-释二十四缘-业缘4-古源尊者-20230611（共修版）.pdf》·第13页](课件原图/课件原图_d5fc5b71_p13.png)</w:t>
-      </w:r>
-    </w:p>
-    <w:p>
-      <w:pPr>
-        <w:pStyle w:val="ListBullet"/>
-      </w:pPr>
-      <w:r>
-        <w:rPr>
-          <w:b w:val="0"/>
-        </w:rPr>
-        <w:t>《第42讲-摄缘-十二缘起与二十四缘-释二十四缘-业缘4-古源尊者-20230611（共修版）.pdf》第15页（幻灯片截图·文字不可逐字提取）：![课件原图·《第42讲-摄缘-十二缘起与二十四缘-释二十四缘-业缘4-古源尊者-20230611（共修版）.pdf》·第15页](课件原图/课件原图_d5fc5b71_p15.png)</w:t>
-      </w:r>
-    </w:p>
-    <w:p>
-      <w:pPr>
-        <w:pStyle w:val="ListBullet"/>
-      </w:pPr>
-      <w:r>
-        <w:rPr>
-          <w:b w:val="0"/>
-        </w:rPr>
-        <w:t>《第42讲-摄缘-十二缘起与二十四缘-释二十四缘-业缘4-古源尊者-20230611（共修版）.pdf》第17页（幻灯片截图·文字不可逐字提取）：![课件原图·《第42讲-摄缘-十二缘起与二十四缘-释二十四缘-业缘4-古源尊者-20230611（共修版）.pdf》·第17页](课件原图/课件原图_d5fc5b71_p17.png)</w:t>
-      </w:r>
-    </w:p>
-    <w:p>
-      <w:pPr>
-        <w:pStyle w:val="ListBullet"/>
-      </w:pPr>
-      <w:r>
-        <w:rPr>
-          <w:b w:val="0"/>
-        </w:rPr>
-        <w:t>《第42讲-摄缘-十二缘起与二十四缘-释二十四缘-业缘4-古源尊者-20230611（共修版）.pdf》第18页（幻灯片截图·文字不可逐字提取）：![课件原图·《第42讲-摄缘-十二缘起与二十四缘-释二十四缘-业缘4-古源尊者-20230611（共修版）.pdf》·第18页](课件原图/课件原图_d5fc5b71_p18.png)</w:t>
-      </w:r>
-    </w:p>
-    <w:p>
-      <w:pPr>
-        <w:pStyle w:val="ListBullet"/>
-      </w:pPr>
-      <w:r>
-        <w:rPr>
-          <w:b w:val="0"/>
-        </w:rPr>
-        <w:t>《第42讲-摄缘-十二缘起与二十四缘-释二十四缘-业缘4-古源尊者-20230611（共修版）.pdf》第20页（幻灯片截图·文字不可逐字提取）：![课件原图·《第42讲-摄缘-十二缘起与二十四缘-释二十四缘-业缘4-古源尊者-20230611（共修版）.pdf》·第20页](课件原图/课件原图_d5fc5b71_p20.png)</w:t>
-      </w:r>
-    </w:p>
-    <w:p>
-      <w:pPr>
-        <w:pStyle w:val="ListBullet"/>
-      </w:pPr>
-      <w:r>
-        <w:rPr>
-          <w:b w:val="0"/>
-        </w:rPr>
-        <w:t>《第42讲-摄缘-十二缘起与二十四缘-释二十四缘-业缘4-古源尊者-20230611（共修版）.pdf》第21页（幻灯片截图·文字不可逐字提取）：![课件原图·《第42讲-摄缘-十二缘起与二十四缘-释二十四缘-业缘4-古源尊者-20230611（共修版）.pdf》·第21页](课件原图/课件原图_d5fc5b71_p21.png)</w:t>
-      </w:r>
-    </w:p>
-    <w:p>
-      <w:pPr>
-        <w:pStyle w:val="ListBullet"/>
-      </w:pPr>
-      <w:r>
-        <w:rPr>
-          <w:b w:val="0"/>
-        </w:rPr>
-        <w:t>《第42讲-摄缘-十二缘起与二十四缘-释二十四缘-业缘4-古源尊者-20230611（共修版）.pdf》第22页（幻灯片截图·文字不可逐字提取）：![课件原图·《第42讲-摄缘-十二缘起与二十四缘-释二十四缘-业缘4-古源尊者-20230611（共修版）.pdf》·第22页](课件原图/课件原图_d5fc5b71_p22.png)</w:t>
-      </w:r>
-    </w:p>
-    <w:p>
-      <w:pPr>
-        <w:pStyle w:val="ListBullet"/>
-      </w:pPr>
-      <w:r>
-        <w:rPr>
-          <w:b w:val="0"/>
-        </w:rPr>
-        <w:t>《第42讲-摄缘-十二缘起与二十四缘-释二十四缘-业缘4-古源尊者-20230611（共修版）.pdf》第23页（幻灯片截图·文字不可逐字提取）：![课件原图·《第42讲-摄缘-十二缘起与二十四缘-释二十四缘-业缘4-古源尊者-20230611（共修版）.pdf》·第23页](课件原图/课件原图_d5fc5b71_p23.png)</w:t>
-      </w:r>
-    </w:p>
-    <w:p>
-      <w:pPr>
-        <w:pStyle w:val="ListBullet"/>
-      </w:pPr>
-      <w:r>
-        <w:rPr>
-          <w:b w:val="0"/>
-        </w:rPr>
-        <w:t>《第42讲-摄缘-十二缘起与二十四缘-释二十四缘-业缘4-古源尊者-20230611（共修版）.pdf》第26页（幻灯片截图·文字不可逐字提取）：![课件原图·《第42讲-摄缘-十二缘起与二十四缘-释二十四缘-业缘4-古源尊者-20230611（共修版）.pdf》·第26页](课件原图/课件原图_d5fc5b71_p26.png)</w:t>
-      </w:r>
-    </w:p>
-    <w:p>
-      <w:pPr>
-        <w:pStyle w:val="ListBullet"/>
-      </w:pPr>
-      <w:r>
-        <w:rPr>
-          <w:b w:val="0"/>
-        </w:rPr>
-        <w:t>《第42讲-摄缘-十二缘起与二十四缘-释二十四缘-业缘4-古源尊者-20230611（共修版）.pdf》第27页（幻灯片截图·文字不可逐字提取）：![课件原图·《第42讲-摄缘-十二缘起与二十四缘-释二十四缘-业缘4-古源尊者-20230611（共修版）.pdf》·第27页](课件原图/课件原图_d5fc5b71_p27.png)</w:t>
-      </w:r>
-    </w:p>
-    <w:p>
-      <w:pPr>
-        <w:pStyle w:val="ListBullet"/>
-      </w:pPr>
-      <w:r>
-        <w:rPr>
-          <w:b w:val="0"/>
-        </w:rPr>
-        <w:t>《第42讲-摄缘-十二缘起与二十四缘-释二十四缘-业缘4-古源尊者-20230611（共修版）.pdf》第29页（幻灯片截图·文字不可逐字提取）：![课件原图·《第42讲-摄缘-十二缘起与二十四缘-释二十四缘-业缘4-古源尊者-20230611（共修版）.pdf》·第29页](课件原图/课件原图_d5fc5b71_p29.png)</w:t>
-      </w:r>
-    </w:p>
-    <w:p>
-      <w:pPr>
-        <w:pStyle w:val="ListBullet"/>
-      </w:pPr>
-      <w:r>
-        <w:rPr>
-          <w:b w:val="0"/>
-        </w:rPr>
-        <w:t>《第42讲-摄缘-十二缘起与二十四缘-释二十四缘-业缘4-古源尊者-20230611（共修版）.pdf》第30页（幻灯片截图·文字不可逐字提取）：![课件原图·《第42讲-摄缘-十二缘起与二十四缘-释二十四缘-业缘4-古源尊者-20230611（共修版）.pdf》·第30页](课件原图/课件原图_d5fc5b71_p30.png)</w:t>
-      </w:r>
-    </w:p>
-    <w:p>
-      <w:pPr>
-        <w:pStyle w:val="ListBullet"/>
-      </w:pPr>
-      <w:r>
-        <w:rPr>
-          <w:b w:val="0"/>
-        </w:rPr>
-        <w:t>《第147讲-业的运作_业的作用（共修版）.pdf》第1页（幻灯片截图·文字不可逐字提取）：![课件原图·《第147讲-业的运作_业的作用（共修版）.pdf》·第1页](课件原图/课件原图_2a77e14e_p01.png)</w:t>
-      </w:r>
-    </w:p>
-    <w:p>
-      <w:pPr>
-        <w:pStyle w:val="ListBullet"/>
-      </w:pPr>
-      <w:r>
-        <w:rPr>
-          <w:b w:val="0"/>
-        </w:rPr>
-        <w:t>《第147讲-业的运作_业的作用（共修版）.pdf》第3页（幻灯片截图·文字不可逐字提取）：![课件原图·《第147讲-业的运作_业的作用（共修版）.pdf》·第3页](课件原图/课件原图_2a77e14e_p03.png)</w:t>
-      </w:r>
-    </w:p>
-    <w:p>
-      <w:pPr>
-        <w:pStyle w:val="ListBullet"/>
-      </w:pPr>
-      <w:r>
-        <w:rPr>
-          <w:b w:val="0"/>
-        </w:rPr>
-        <w:t>《第147讲-业的运作_业的作用（共修版）.pdf》第4页（幻灯片截图·文字不可逐字提取）：![课件原图·《第147讲-业的运作_业的作用（共修版）.pdf》·第4页](课件原图/课件原图_2a77e14e_p04.png)</w:t>
-      </w:r>
-    </w:p>
-    <w:p>
-      <w:pPr>
-        <w:pStyle w:val="ListBullet"/>
-      </w:pPr>
-      <w:r>
-        <w:rPr>
-          <w:b w:val="0"/>
-        </w:rPr>
-        <w:t>《第147讲-业的运作_业的作用（共修版）.pdf》第6页（幻灯片截图·文字不可逐字提取）：![课件原图·《第147讲-业的运作_业的作用（共修版）.pdf》·第6页](课件原图/课件原图_2a77e14e_p06.png)</w:t>
-      </w:r>
-    </w:p>
-    <w:p>
-      <w:pPr>
-        <w:pStyle w:val="ListBullet"/>
-      </w:pPr>
-      <w:r>
-        <w:rPr>
-          <w:b w:val="0"/>
-        </w:rPr>
-        <w:t>《第147讲-业的运作_业的作用（共修版）.pdf》第8页（幻灯片截图·文字不可逐字提取）：![课件原图·《第147讲-业的运作_业的作用（共修版）.pdf》·第8页](课件原图/课件原图_2a77e14e_p08.png)</w:t>
+        <w:t>《第42讲-摄缘-十二缘起与二十四缘-释二十四缘-业缘4-古源尊者-20230611（共修版）.pdf》第4页（业之分类幻灯片·含案例插图）：![课件原图·《第42讲-摄缘-十二缘起与二十四缘-释二十四缘-业缘4-古源尊者-20230611（共修版）.pdf》·第4页](课件原图/课件原图_d5fc5b71_p04.jpg)</w:t>
       </w:r>
     </w:p>
     <w:sectPr>

--- a/交付成果/第三轮修订版/第三轮4周版/读书会13_业与轮回_4周资料包（第三版修订）/Word版/第3周_临终结生与业之定则_主持人版.docx
+++ b/交付成果/第三轮修订版/第三轮4周版/读书会13_业与轮回_4周资料包（第三版修订）/Word版/第3周_临终结生与业之定则_主持人版.docx
@@ -4523,7 +4523,7 @@
         <w:rPr>
           <w:b w:val="0"/>
         </w:rPr>
-        <w:t>事实上呢，是临终前最后成熟的那个业。那什么样的业会在临终成熟呢？临终之时的业成熟的顺序呢，是正业、断行业、静死业和已作业。（整理注记：\"正业\"＝重业、\"断行业\"＝惯行业、\"静死业\"＝临死业、\"已作业\"＝已作业。）那么，死亡星升起前成熟的最后一个月呢，啊，我们把它称为一叫令生业，它能够导致下一生的结生，并决定下一生的生命状态。</w:t>
+        <w:t>事实上呢，是临终前最后成熟的那个业。那什么样的业会在临终成熟呢？临终之时的业成熟的顺序呢，是重业、惯行业、临死业和已作业。（整理注记：\"正业\"＝重业、\"断行业\"＝惯行业、\"静死业\"＝临死业、\"已作业\"＝已作业。）那么，死亡心升起前成熟的最后一个月呢，啊，我们把它称为一叫令生业，它能够导致下一生的结生，并决定下一生的生命状态。</w:t>
       </w:r>
     </w:p>
     <w:p>
@@ -4834,7 +4834,7 @@
         <w:rPr>
           <w:b w:val="0"/>
         </w:rPr>
-        <w:t>供养比丘的动机是倾向供养行为留下来的业，是令生业临死速行中的思心所执行的令生业沉着的管道作用。供养比丘的场景呢，就是临时出行心所缘，也是这一生结生心的所缘。</w:t>
+        <w:t>供养比丘的动机是倾向供养行为留下来的业，是令生业临死速行中的思心所执行的令生业沉着的管道作用。供养比丘的场景呢，就是临死速行心所缘，也是这一生结生心的所缘。</w:t>
       </w:r>
     </w:p>
     <w:p>
@@ -4880,7 +4880,7 @@
         <w:rPr>
           <w:b w:val="0"/>
         </w:rPr>
-        <w:t>那么，佛教的生命观呢，是善生才有善终，善终才有善生，生生之善生生真善呢才能够无生啊，那么，死亡和邪生它是无间的，临死业决定乃生，而临死业大概率会是断行业或者近死业。那么，因此呢，善终引导不能仅向于临终前的临时业，更要强调断经业和善的重业的培育，否则，临时抱佛脚就很难免仓促了，而寄托于事后搞救度其实很不稳当。</w:t>
+        <w:t>那么，佛教的生命观呢，是善生才有善终，善终才有善生，生生之善生生真善呢才能够无生啊，那么，死亡和结生它是无间的，临死业决定来生，而临死业大概率会是惯行业或者临死业。那么，因此呢，善终引导不能仅向于临终前的临时业，更要强调断经业和善的重业的培育，否则，临时抱佛脚就很难免仓促了，而寄托于事后搞救度其实很不稳当。</w:t>
       </w:r>
     </w:p>
     <w:p>
@@ -4903,7 +4903,7 @@
         <w:rPr>
           <w:b w:val="0"/>
         </w:rPr>
-        <w:t>佛陀时代有一个叫地萨长老，他死的时候呢，因为贪生贪心啊，而投身为他袈沙上的一个世子啊。那我们最近有一位施主父亲临终了啊，他献起的是对施主的不舍……结果投生为鬼界。由此可见呢，即使你有具足善的惯行业呢，依然可能在临终时啊，由于不舍贪着呢而堕生到恶趣。那么为了避免这种不幸呢，就需要开导。但是开导的时候呢，要特别小心啊，不应该对临终者赞叹死亡或者劝说其放弃生命。</w:t>
+        <w:t>佛陀时代有一个叫帝沙长老，他死的时候呢，因为贪生贪心啊，而投身为他袈裟上的一个虱子啊。那我们最近有一位施主父亲临终了啊，他想起的是对施主的不舍……结果投生为鬼界。由此可见呢，即使你有具足善的惯行业呢，依然可能在临终时啊，由于不舍贪着呢而堕生到恶趣。那么为了避免这种不幸呢，就需要开导。但是开导的时候呢，要特别小心啊，不应该对临终者赞叹死亡或者劝说其放弃生命。</w:t>
       </w:r>
     </w:p>
     <w:p>
@@ -4995,7 +4995,7 @@
         <w:rPr>
           <w:b w:val="0"/>
         </w:rPr>
-        <w:t>啊，第八呢，是正确发愿。一个人如果希望下一生往生都在天，要怎么发愿呢？首先，他要有强烈的要成为都在天天神的愿望啊。最好每天在佛前供花供水发愿，并在这样的愿推动下，你要每天造作足够的信界文思慧等诸行，那这样的善行在临终的时候就可能成熟，让你投身到多率天啊。</w:t>
+        <w:t>啊，第八呢，是正确发愿。一个人如果希望下一生往生都在天，要怎么发愿呢？首先，他要有强烈的要成为都在天天神的愿望啊。最好每天在佛前供花供水发愿，并在这样的愿推动下，你要每天造作足够的信、戒、闻、思、慧等诸行，那这样的善行在临终的时候就可能成熟，让你投生到兜率天啊。</w:t>
       </w:r>
     </w:p>
     <w:p>
@@ -5087,7 +5087,7 @@
         <w:rPr>
           <w:b w:val="0"/>
         </w:rPr>
-        <w:t>将亲人的离去呢，当做天使出现啊……那我们这么长时间来，基本上对于这个这个这个家属呢，一般我们的劝练方式呢，就是最好的纪念方式，就每天照做持戒禅修服务这十福业好，每天晚上滴水回想啊。那么愿逝者的新生命呢，善法围绕生命真善，让他在这个造作善法中呢走出善心之痛啊，开始全新的生活，那这样亲人就没有白死啊。</w:t>
+        <w:t>将亲人的离去呢，当做天使出现啊……那我们这么长时间来，基本上对于这个这个这个家属呢，一般我们的劝练方式呢，就是最好的纪念方式，就每天造作持戒、禅修、服务这十福业好，每天晚上滴水回向啊。那么愿逝者的新生命呢，善法围绕生命真善，让他在这个造作善法中呢走出丧心之痛啊，开始全新的生活，那这样亲人就没有白死啊。</w:t>
       </w:r>
     </w:p>
     <w:p>
